--- a/Forgotten_Half_Invitation_to_Review.docx
+++ b/Forgotten_Half_Invitation_to_Review.docx
@@ -67,7 +67,7 @@
           <w:sz w:val="24"/>
           <w:szCs w:val="24"/>
         </w:rPr>
-        <w:t>T</w:t>
+        <w:t xml:space="preserve">T</w:t>
       </w:r>
       <w:r>
         <w:rPr>
@@ -78,7 +78,7 @@
           <w:sz w:val="16"/>
           <w:szCs w:val="16"/>
         </w:rPr>
-        <w:t>HE</w:t>
+        <w:t xml:space="preserve">HE</w:t>
       </w:r>
       <w:r>
         <w:rPr>
@@ -92,7 +92,6 @@
         </w:rPr>
         <w:t xml:space="preserve"> </w:t>
       </w:r>
-      <w:proofErr w:type="gramStart"/>
       <w:r>
         <w:rPr>
           <w:rFonts w:ascii="Georgia" w:eastAsia="Georgia" w:hAnsi="Georgia" w:cs="Georgia"/>
@@ -102,7 +101,7 @@
           <w:sz w:val="24"/>
           <w:szCs w:val="24"/>
         </w:rPr>
-        <w:t>F</w:t>
+        <w:t xml:space="preserve">S</w:t>
       </w:r>
       <w:r>
         <w:rPr>
@@ -113,7 +112,7 @@
           <w:sz w:val="16"/>
           <w:szCs w:val="16"/>
         </w:rPr>
-        <w:t xml:space="preserve">ORGOTTEN </w:t>
+        <w:t xml:space="preserve">ECOND</w:t>
       </w:r>
       <w:r>
         <w:rPr>
@@ -121,7 +120,7 @@
           <w:b/>
           <w:bCs/>
           <w:color w:val="3A2A16"/>
-          <w:spacing w:val="14"/>
+          <w:spacing w:val="28"/>
           <w:sz w:val="16"/>
           <w:szCs w:val="16"/>
         </w:rPr>
@@ -136,7 +135,7 @@
           <w:sz w:val="24"/>
           <w:szCs w:val="24"/>
         </w:rPr>
-        <w:t>H</w:t>
+        <w:t xml:space="preserve">M</w:t>
       </w:r>
       <w:r>
         <w:rPr>
@@ -147,123 +146,7 @@
           <w:sz w:val="16"/>
           <w:szCs w:val="16"/>
         </w:rPr>
-        <w:t>ALF</w:t>
-      </w:r>
-      <w:proofErr w:type="gramEnd"/>
-      <w:r>
-        <w:rPr>
-          <w:rFonts w:ascii="Georgia" w:eastAsia="Georgia" w:hAnsi="Georgia" w:cs="Georgia"/>
-          <w:b/>
-          <w:bCs/>
-          <w:color w:val="3A2A16"/>
-          <w:spacing w:val="32"/>
-          <w:sz w:val="16"/>
-          <w:szCs w:val="16"/>
-        </w:rPr>
-        <w:t xml:space="preserve"> </w:t>
-      </w:r>
-      <w:r>
-        <w:rPr>
-          <w:rFonts w:ascii="Georgia" w:eastAsia="Georgia" w:hAnsi="Georgia" w:cs="Georgia"/>
-          <w:b/>
-          <w:bCs/>
-          <w:color w:val="3A2A16"/>
-          <w:sz w:val="16"/>
-          <w:szCs w:val="16"/>
-        </w:rPr>
-        <w:t>OF</w:t>
-      </w:r>
-      <w:r>
-        <w:rPr>
-          <w:rFonts w:ascii="Georgia" w:eastAsia="Georgia" w:hAnsi="Georgia" w:cs="Georgia"/>
-          <w:b/>
-          <w:bCs/>
-          <w:color w:val="3A2A16"/>
-          <w:spacing w:val="36"/>
-          <w:sz w:val="16"/>
-          <w:szCs w:val="16"/>
-        </w:rPr>
-        <w:t xml:space="preserve"> </w:t>
-      </w:r>
-      <w:r>
-        <w:rPr>
-          <w:rFonts w:ascii="Georgia" w:eastAsia="Georgia" w:hAnsi="Georgia" w:cs="Georgia"/>
-          <w:b/>
-          <w:bCs/>
-          <w:color w:val="3A2A16"/>
-          <w:sz w:val="16"/>
-          <w:szCs w:val="16"/>
-        </w:rPr>
-        <w:t>THE</w:t>
-      </w:r>
-      <w:r>
-        <w:rPr>
-          <w:rFonts w:ascii="Georgia" w:eastAsia="Georgia" w:hAnsi="Georgia" w:cs="Georgia"/>
-          <w:b/>
-          <w:bCs/>
-          <w:color w:val="3A2A16"/>
-          <w:spacing w:val="38"/>
-          <w:sz w:val="16"/>
-          <w:szCs w:val="16"/>
-        </w:rPr>
-        <w:t xml:space="preserve"> </w:t>
-      </w:r>
-      <w:r>
-        <w:rPr>
-          <w:rFonts w:ascii="Georgia" w:eastAsia="Georgia" w:hAnsi="Georgia" w:cs="Georgia"/>
-          <w:b/>
-          <w:bCs/>
-          <w:color w:val="3A2A16"/>
-          <w:sz w:val="24"/>
-          <w:szCs w:val="24"/>
-        </w:rPr>
-        <w:t>P</w:t>
-      </w:r>
-      <w:r>
-        <w:rPr>
-          <w:rFonts w:ascii="Georgia" w:eastAsia="Georgia" w:hAnsi="Georgia" w:cs="Georgia"/>
-          <w:b/>
-          <w:bCs/>
-          <w:color w:val="3A2A16"/>
-          <w:sz w:val="16"/>
-          <w:szCs w:val="16"/>
-        </w:rPr>
-        <w:t>ATENT</w:t>
-      </w:r>
-      <w:r>
-        <w:rPr>
-          <w:rFonts w:ascii="Georgia" w:eastAsia="Georgia" w:hAnsi="Georgia" w:cs="Georgia"/>
-          <w:b/>
-          <w:bCs/>
-          <w:color w:val="3A2A16"/>
-          <w:spacing w:val="40"/>
-          <w:sz w:val="16"/>
-          <w:szCs w:val="16"/>
-        </w:rPr>
-        <w:t xml:space="preserve"> </w:t>
-      </w:r>
-      <w:r>
-        <w:rPr>
-          <w:rFonts w:ascii="Georgia" w:eastAsia="Georgia" w:hAnsi="Georgia" w:cs="Georgia"/>
-          <w:b/>
-          <w:bCs/>
-          <w:color w:val="3A2A16"/>
-          <w:sz w:val="24"/>
-          <w:szCs w:val="24"/>
-        </w:rPr>
-        <w:t>C</w:t>
-      </w:r>
-      <w:r>
-        <w:rPr>
-          <w:rFonts w:ascii="Georgia" w:eastAsia="Georgia" w:hAnsi="Georgia" w:cs="Georgia"/>
-          <w:b/>
-          <w:bCs/>
-          <w:color w:val="3A2A16"/>
-          <w:w w:val="103"/>
-          <w:sz w:val="16"/>
-          <w:szCs w:val="16"/>
-        </w:rPr>
-        <w:t>LAUSE</w:t>
+        <w:t xml:space="preserve">ONOPOLY</w:t>
       </w:r>
     </w:p>
     <w:p>
@@ -1177,7 +1060,6 @@
         </w:rPr>
         <w:t xml:space="preserve"> </w:t>
       </w:r>
-      <w:proofErr w:type="gramStart"/>
       <w:r>
         <w:rPr>
           <w:rFonts w:ascii="Georgia" w:eastAsia="Georgia" w:hAnsi="Georgia" w:cs="Georgia"/>
@@ -1188,7 +1070,6 @@
         </w:rPr>
         <w:t>Inventors</w:t>
       </w:r>
-      <w:proofErr w:type="gramEnd"/>
       <w:r>
         <w:rPr>
           <w:rFonts w:ascii="Georgia" w:eastAsia="Georgia" w:hAnsi="Georgia" w:cs="Georgia"/>
@@ -1509,91 +1390,7 @@
           <w:sz w:val="48"/>
           <w:szCs w:val="48"/>
         </w:rPr>
-        <w:t>The</w:t>
-      </w:r>
-      <w:r>
-        <w:rPr>
-          <w:rFonts w:ascii="Georgia" w:eastAsia="Georgia" w:hAnsi="Georgia" w:cs="Georgia"/>
-          <w:b/>
-          <w:bCs/>
-          <w:spacing w:val="-1"/>
-          <w:sz w:val="48"/>
-          <w:szCs w:val="48"/>
-        </w:rPr>
-        <w:t xml:space="preserve"> </w:t>
-      </w:r>
-      <w:r>
-        <w:rPr>
-          <w:rFonts w:ascii="Georgia" w:eastAsia="Georgia" w:hAnsi="Georgia" w:cs="Georgia"/>
-          <w:b/>
-          <w:bCs/>
-          <w:sz w:val="48"/>
-          <w:szCs w:val="48"/>
-        </w:rPr>
-        <w:t>Forgotten</w:t>
-      </w:r>
-      <w:r>
-        <w:rPr>
-          <w:rFonts w:ascii="Georgia" w:eastAsia="Georgia" w:hAnsi="Georgia" w:cs="Georgia"/>
-          <w:b/>
-          <w:bCs/>
-          <w:spacing w:val="12"/>
-          <w:sz w:val="48"/>
-          <w:szCs w:val="48"/>
-        </w:rPr>
-        <w:t xml:space="preserve"> </w:t>
-      </w:r>
-      <w:r>
-        <w:rPr>
-          <w:rFonts w:ascii="Georgia" w:eastAsia="Georgia" w:hAnsi="Georgia" w:cs="Georgia"/>
-          <w:b/>
-          <w:bCs/>
-          <w:sz w:val="48"/>
-          <w:szCs w:val="48"/>
-        </w:rPr>
-        <w:t>Half of the</w:t>
-      </w:r>
-      <w:r>
-        <w:rPr>
-          <w:rFonts w:ascii="Georgia" w:eastAsia="Georgia" w:hAnsi="Georgia" w:cs="Georgia"/>
-          <w:b/>
-          <w:bCs/>
-          <w:spacing w:val="1"/>
-          <w:sz w:val="48"/>
-          <w:szCs w:val="48"/>
-        </w:rPr>
-        <w:t xml:space="preserve"> </w:t>
-      </w:r>
-      <w:r>
-        <w:rPr>
-          <w:rFonts w:ascii="Georgia" w:eastAsia="Georgia" w:hAnsi="Georgia" w:cs="Georgia"/>
-          <w:b/>
-          <w:bCs/>
-          <w:sz w:val="48"/>
-          <w:szCs w:val="48"/>
-        </w:rPr>
-        <w:t>Patent</w:t>
-      </w:r>
-      <w:r>
-        <w:rPr>
-          <w:rFonts w:ascii="Georgia" w:eastAsia="Georgia" w:hAnsi="Georgia" w:cs="Georgia"/>
-          <w:b/>
-          <w:bCs/>
-          <w:spacing w:val="9"/>
-          <w:sz w:val="48"/>
-          <w:szCs w:val="48"/>
-        </w:rPr>
-        <w:t xml:space="preserve"> </w:t>
-      </w:r>
-      <w:r>
-        <w:rPr>
-          <w:rFonts w:ascii="Georgia" w:eastAsia="Georgia" w:hAnsi="Georgia" w:cs="Georgia"/>
-          <w:b/>
-          <w:bCs/>
-          <w:sz w:val="48"/>
-          <w:szCs w:val="48"/>
-        </w:rPr>
-        <w:t>Clause</w:t>
+        <w:t xml:space="preserve">The Second Monopoly</w:t>
       </w:r>
     </w:p>
     <w:p>
@@ -1623,216 +1420,46 @@
           <w:sz w:val="24"/>
           <w:szCs w:val="24"/>
         </w:rPr>
-        <w:t>How</w:t>
-      </w:r>
-      <w:r>
-        <w:rPr>
-          <w:rFonts w:ascii="Georgia" w:eastAsia="Georgia" w:hAnsi="Georgia" w:cs="Georgia"/>
-          <w:i/>
-          <w:spacing w:val="5"/>
-          <w:sz w:val="24"/>
-          <w:szCs w:val="24"/>
-        </w:rPr>
-        <w:t xml:space="preserve"> </w:t>
-      </w:r>
-      <w:r>
-        <w:rPr>
-          <w:rFonts w:ascii="Georgia" w:eastAsia="Georgia" w:hAnsi="Georgia" w:cs="Georgia"/>
-          <w:i/>
-          <w:sz w:val="24"/>
-          <w:szCs w:val="24"/>
-        </w:rPr>
-        <w:t>Federal</w:t>
-      </w:r>
-      <w:r>
-        <w:rPr>
-          <w:rFonts w:ascii="Georgia" w:eastAsia="Georgia" w:hAnsi="Georgia" w:cs="Georgia"/>
-          <w:i/>
-          <w:spacing w:val="2"/>
-          <w:sz w:val="24"/>
-          <w:szCs w:val="24"/>
-        </w:rPr>
-        <w:t xml:space="preserve"> </w:t>
-      </w:r>
-      <w:r>
-        <w:rPr>
-          <w:rFonts w:ascii="Georgia" w:eastAsia="Georgia" w:hAnsi="Georgia" w:cs="Georgia"/>
-          <w:i/>
-          <w:sz w:val="24"/>
-          <w:szCs w:val="24"/>
-        </w:rPr>
-        <w:t>Regulations</w:t>
-      </w:r>
-      <w:r>
-        <w:rPr>
-          <w:rFonts w:ascii="Georgia" w:eastAsia="Georgia" w:hAnsi="Georgia" w:cs="Georgia"/>
-          <w:i/>
-          <w:spacing w:val="15"/>
-          <w:sz w:val="24"/>
-          <w:szCs w:val="24"/>
-        </w:rPr>
-        <w:t xml:space="preserve"> </w:t>
-      </w:r>
-      <w:r>
-        <w:rPr>
-          <w:rFonts w:ascii="Georgia" w:eastAsia="Georgia" w:hAnsi="Georgia" w:cs="Georgia"/>
-          <w:i/>
-          <w:sz w:val="24"/>
-          <w:szCs w:val="24"/>
-        </w:rPr>
-        <w:t>Doubled</w:t>
-      </w:r>
-      <w:r>
-        <w:rPr>
-          <w:rFonts w:ascii="Georgia" w:eastAsia="Georgia" w:hAnsi="Georgia" w:cs="Georgia"/>
-          <w:i/>
-          <w:spacing w:val="3"/>
-          <w:sz w:val="24"/>
-          <w:szCs w:val="24"/>
-        </w:rPr>
-        <w:t xml:space="preserve"> </w:t>
-      </w:r>
-      <w:r>
-        <w:rPr>
-          <w:rFonts w:ascii="Georgia" w:eastAsia="Georgia" w:hAnsi="Georgia" w:cs="Georgia"/>
-          <w:i/>
-          <w:sz w:val="24"/>
-          <w:szCs w:val="24"/>
-        </w:rPr>
-        <w:t>the</w:t>
-      </w:r>
-      <w:r>
-        <w:rPr>
-          <w:rFonts w:ascii="Georgia" w:eastAsia="Georgia" w:hAnsi="Georgia" w:cs="Georgia"/>
-          <w:i/>
-          <w:spacing w:val="15"/>
-          <w:sz w:val="24"/>
-          <w:szCs w:val="24"/>
-        </w:rPr>
-        <w:t xml:space="preserve"> </w:t>
-      </w:r>
-      <w:r>
-        <w:rPr>
-          <w:rFonts w:ascii="Georgia" w:eastAsia="Georgia" w:hAnsi="Georgia" w:cs="Georgia"/>
-          <w:i/>
-          <w:sz w:val="24"/>
-          <w:szCs w:val="24"/>
-        </w:rPr>
-        <w:t>Cost</w:t>
-      </w:r>
-      <w:r>
-        <w:rPr>
-          <w:rFonts w:ascii="Georgia" w:eastAsia="Georgia" w:hAnsi="Georgia" w:cs="Georgia"/>
-          <w:i/>
-          <w:spacing w:val="12"/>
-          <w:sz w:val="24"/>
-          <w:szCs w:val="24"/>
-        </w:rPr>
-        <w:t xml:space="preserve"> </w:t>
-      </w:r>
-      <w:r>
-        <w:rPr>
-          <w:rFonts w:ascii="Georgia" w:eastAsia="Georgia" w:hAnsi="Georgia" w:cs="Georgia"/>
-          <w:i/>
-          <w:sz w:val="24"/>
-          <w:szCs w:val="24"/>
-        </w:rPr>
-        <w:t>of</w:t>
-      </w:r>
-      <w:r>
-        <w:rPr>
-          <w:rFonts w:ascii="Georgia" w:eastAsia="Georgia" w:hAnsi="Georgia" w:cs="Georgia"/>
-          <w:i/>
-          <w:spacing w:val="4"/>
-          <w:sz w:val="24"/>
-          <w:szCs w:val="24"/>
-        </w:rPr>
-        <w:t xml:space="preserve"> </w:t>
-      </w:r>
-      <w:r>
-        <w:rPr>
-          <w:rFonts w:ascii="Georgia" w:eastAsia="Georgia" w:hAnsi="Georgia" w:cs="Georgia"/>
-          <w:i/>
-          <w:sz w:val="24"/>
-          <w:szCs w:val="24"/>
-        </w:rPr>
-        <w:t>American</w:t>
-      </w:r>
-      <w:r>
-        <w:rPr>
-          <w:rFonts w:ascii="Georgia" w:eastAsia="Georgia" w:hAnsi="Georgia" w:cs="Georgia"/>
-          <w:i/>
-          <w:spacing w:val="12"/>
-          <w:sz w:val="24"/>
-          <w:szCs w:val="24"/>
-        </w:rPr>
-        <w:t xml:space="preserve"> </w:t>
-      </w:r>
-      <w:r>
-        <w:rPr>
-          <w:rFonts w:ascii="Georgia" w:eastAsia="Georgia" w:hAnsi="Georgia" w:cs="Georgia"/>
-          <w:i/>
-          <w:sz w:val="24"/>
-          <w:szCs w:val="24"/>
-        </w:rPr>
-        <w:t>Living</w:t>
-      </w:r>
-      <w:r>
-        <w:rPr>
-          <w:rFonts w:ascii="Georgia" w:eastAsia="Georgia" w:hAnsi="Georgia" w:cs="Georgia"/>
-          <w:i/>
-          <w:spacing w:val="11"/>
-          <w:sz w:val="24"/>
-          <w:szCs w:val="24"/>
-        </w:rPr>
-        <w:t xml:space="preserve"> </w:t>
-      </w:r>
-      <w:r>
-        <w:rPr>
-          <w:rFonts w:ascii="Georgia" w:eastAsia="Georgia" w:hAnsi="Georgia" w:cs="Georgia"/>
-          <w:i/>
-          <w:sz w:val="24"/>
-          <w:szCs w:val="24"/>
-        </w:rPr>
-        <w:t>and</w:t>
-      </w:r>
-      <w:r>
-        <w:rPr>
-          <w:rFonts w:ascii="Georgia" w:eastAsia="Georgia" w:hAnsi="Georgia" w:cs="Georgia"/>
-          <w:i/>
-          <w:spacing w:val="5"/>
-          <w:sz w:val="24"/>
-          <w:szCs w:val="24"/>
-        </w:rPr>
-        <w:t xml:space="preserve"> </w:t>
-      </w:r>
-      <w:r>
-        <w:rPr>
-          <w:rFonts w:ascii="Georgia" w:eastAsia="Georgia" w:hAnsi="Georgia" w:cs="Georgia"/>
-          <w:i/>
-          <w:sz w:val="24"/>
-          <w:szCs w:val="24"/>
-        </w:rPr>
-        <w:t>Rewrote the</w:t>
-      </w:r>
-      <w:r>
-        <w:rPr>
-          <w:rFonts w:ascii="Georgia" w:eastAsia="Georgia" w:hAnsi="Georgia" w:cs="Georgia"/>
-          <w:i/>
-          <w:spacing w:val="15"/>
-          <w:sz w:val="24"/>
-          <w:szCs w:val="24"/>
-        </w:rPr>
-        <w:t xml:space="preserve"> </w:t>
-      </w:r>
-      <w:r>
-        <w:rPr>
-          <w:rFonts w:ascii="Georgia" w:eastAsia="Georgia" w:hAnsi="Georgia" w:cs="Georgia"/>
-          <w:i/>
-          <w:sz w:val="24"/>
-          <w:szCs w:val="24"/>
-        </w:rPr>
-        <w:t>Constitution</w:t>
+        <w:t xml:space="preserve">The Patent Expired. The Exclusion Didn’t — and It Doubled the Cost of American Living.</w:t>
+      </w:r>
+    </w:p>
+    <w:p>
+      <w:pPr>
+        <w:spacing w:after="0" w:line="330" w:lineRule="auto"/>
+        <w:ind w:left="1935" w:right="1890"/>
+        <w:jc w:val="center"/>
+        <w:rPr>
+          <w:rFonts w:ascii="Georgia" w:eastAsia="Georgia" w:hAnsi="Georgia" w:cs="Georgia"/>
+          <w:sz w:val="24"/>
+          <w:szCs w:val="24"/>
+        </w:rPr>
+      </w:pPr>
+      <w:r>
+        <w:rPr>
+          <w:rFonts w:ascii="Georgia" w:eastAsia="Georgia" w:hAnsi="Georgia" w:cs="Georgia"/>
+          <w:i/>
+          <w:sz w:val="24"/>
+          <w:szCs w:val="24"/>
+        </w:rPr>
+        <w:t xml:space="preserve">(formerly titled </w:t>
+      </w:r>
+      <w:r>
+        <w:rPr>
+          <w:rFonts w:ascii="Georgia" w:eastAsia="Georgia" w:hAnsi="Georgia" w:cs="Georgia"/>
+          <w:i/>
+          <w:sz w:val="24"/>
+          <w:szCs w:val="24"/>
+        </w:rPr>
+        <w:t xml:space="preserve">The Forgotten Half of the Patent Clause</w:t>
+      </w:r>
+      <w:r>
+        <w:rPr>
+          <w:rFonts w:ascii="Georgia" w:eastAsia="Georgia" w:hAnsi="Georgia" w:cs="Georgia"/>
+          <w:i/>
+          <w:sz w:val="24"/>
+          <w:szCs w:val="24"/>
+        </w:rPr>
+        <w:t xml:space="preserve">)</w:t>
       </w:r>
     </w:p>
     <w:p>
@@ -5476,503 +5103,7 @@
           <w:sz w:val="24"/>
           <w:szCs w:val="24"/>
         </w:rPr>
-        <w:t>Constitution</w:t>
-      </w:r>
-      <w:r>
-        <w:rPr>
-          <w:rFonts w:ascii="Georgia" w:eastAsia="Georgia" w:hAnsi="Georgia" w:cs="Georgia"/>
-          <w:sz w:val="24"/>
-          <w:szCs w:val="24"/>
-        </w:rPr>
-        <w:t xml:space="preserve"> </w:t>
-      </w:r>
-      <w:r>
-        <w:rPr>
-          <w:rFonts w:ascii="Georgia" w:eastAsia="Georgia" w:hAnsi="Georgia" w:cs="Georgia"/>
-          <w:sz w:val="24"/>
-          <w:szCs w:val="24"/>
-        </w:rPr>
-        <w:t>by</w:t>
-      </w:r>
-      <w:r>
-        <w:rPr>
-          <w:rFonts w:ascii="Georgia" w:eastAsia="Georgia" w:hAnsi="Georgia" w:cs="Georgia"/>
-          <w:sz w:val="24"/>
-          <w:szCs w:val="24"/>
-        </w:rPr>
-        <w:t xml:space="preserve"> </w:t>
-      </w:r>
-      <w:r>
-        <w:rPr>
-          <w:rFonts w:ascii="Georgia" w:eastAsia="Georgia" w:hAnsi="Georgia" w:cs="Georgia"/>
-          <w:sz w:val="24"/>
-          <w:szCs w:val="24"/>
-        </w:rPr>
-        <w:t>federal</w:t>
-      </w:r>
-      <w:r>
-        <w:rPr>
-          <w:rFonts w:ascii="Georgia" w:eastAsia="Georgia" w:hAnsi="Georgia" w:cs="Georgia"/>
-          <w:sz w:val="24"/>
-          <w:szCs w:val="24"/>
-        </w:rPr>
-        <w:t xml:space="preserve"> </w:t>
-      </w:r>
-      <w:r>
-        <w:rPr>
-          <w:rFonts w:ascii="Georgia" w:eastAsia="Georgia" w:hAnsi="Georgia" w:cs="Georgia"/>
-          <w:sz w:val="24"/>
-          <w:szCs w:val="24"/>
-        </w:rPr>
-        <w:t>regulation,</w:t>
-      </w:r>
-      <w:r>
-        <w:rPr>
-          <w:rFonts w:ascii="Georgia" w:eastAsia="Georgia" w:hAnsi="Georgia" w:cs="Georgia"/>
-          <w:sz w:val="24"/>
-          <w:szCs w:val="24"/>
-        </w:rPr>
-        <w:t xml:space="preserve"> </w:t>
-      </w:r>
-      <w:r>
-        <w:rPr>
-          <w:rFonts w:ascii="Georgia" w:eastAsia="Georgia" w:hAnsi="Georgia" w:cs="Georgia"/>
-          <w:sz w:val="24"/>
-          <w:szCs w:val="24"/>
-        </w:rPr>
-        <w:t>without</w:t>
-      </w:r>
-      <w:r>
-        <w:rPr>
-          <w:rFonts w:ascii="Georgia" w:eastAsia="Georgia" w:hAnsi="Georgia" w:cs="Georgia"/>
-          <w:sz w:val="24"/>
-          <w:szCs w:val="24"/>
-        </w:rPr>
-        <w:t xml:space="preserve"> </w:t>
-      </w:r>
-      <w:r>
-        <w:rPr>
-          <w:rFonts w:ascii="Georgia" w:eastAsia="Georgia" w:hAnsi="Georgia" w:cs="Georgia"/>
-          <w:sz w:val="24"/>
-          <w:szCs w:val="24"/>
-        </w:rPr>
-        <w:t>an</w:t>
-      </w:r>
-      <w:r>
-        <w:rPr>
-          <w:rFonts w:ascii="Georgia" w:eastAsia="Georgia" w:hAnsi="Georgia" w:cs="Georgia"/>
-          <w:sz w:val="24"/>
-          <w:szCs w:val="24"/>
-        </w:rPr>
-        <w:t xml:space="preserve"> </w:t>
-      </w:r>
-      <w:r>
-        <w:rPr>
-          <w:rFonts w:ascii="Georgia" w:eastAsia="Georgia" w:hAnsi="Georgia" w:cs="Georgia"/>
-          <w:sz w:val="24"/>
-          <w:szCs w:val="24"/>
-        </w:rPr>
-        <w:t>amendment</w:t>
-      </w:r>
-      <w:r>
-        <w:rPr>
-          <w:rFonts w:ascii="Georgia" w:eastAsia="Georgia" w:hAnsi="Georgia" w:cs="Georgia"/>
-          <w:sz w:val="24"/>
-          <w:szCs w:val="24"/>
-        </w:rPr>
-        <w:t xml:space="preserve"> </w:t>
-      </w:r>
-      <w:r>
-        <w:rPr>
-          <w:rFonts w:ascii="Georgia" w:eastAsia="Georgia" w:hAnsi="Georgia" w:cs="Georgia"/>
-          <w:sz w:val="24"/>
-          <w:szCs w:val="24"/>
-        </w:rPr>
-        <w:t>and</w:t>
-      </w:r>
-      <w:r>
-        <w:rPr>
-          <w:rFonts w:ascii="Georgia" w:eastAsia="Georgia" w:hAnsi="Georgia" w:cs="Georgia"/>
-          <w:sz w:val="24"/>
-          <w:szCs w:val="24"/>
-        </w:rPr>
-        <w:t xml:space="preserve"> </w:t>
-      </w:r>
-      <w:r>
-        <w:rPr>
-          <w:rFonts w:ascii="Georgia" w:eastAsia="Georgia" w:hAnsi="Georgia" w:cs="Georgia"/>
-          <w:sz w:val="24"/>
-          <w:szCs w:val="24"/>
-        </w:rPr>
-        <w:t>without</w:t>
-      </w:r>
-      <w:r>
-        <w:rPr>
-          <w:rFonts w:ascii="Georgia" w:eastAsia="Georgia" w:hAnsi="Georgia" w:cs="Georgia"/>
-          <w:sz w:val="24"/>
-          <w:szCs w:val="24"/>
-        </w:rPr>
-        <w:t xml:space="preserve"> </w:t>
-      </w:r>
-      <w:r>
-        <w:rPr>
-          <w:rFonts w:ascii="Georgia" w:eastAsia="Georgia" w:hAnsi="Georgia" w:cs="Georgia"/>
-          <w:sz w:val="24"/>
-          <w:szCs w:val="24"/>
-        </w:rPr>
-        <w:t>a</w:t>
-      </w:r>
-      <w:r>
-        <w:rPr>
-          <w:rFonts w:ascii="Georgia" w:eastAsia="Georgia" w:hAnsi="Georgia" w:cs="Georgia"/>
-          <w:sz w:val="24"/>
-          <w:szCs w:val="24"/>
-        </w:rPr>
-        <w:t xml:space="preserve"> </w:t>
-      </w:r>
-      <w:r>
-        <w:rPr>
-          <w:rFonts w:ascii="Georgia" w:eastAsia="Georgia" w:hAnsi="Georgia" w:cs="Georgia"/>
-          <w:sz w:val="24"/>
-          <w:szCs w:val="24"/>
-        </w:rPr>
-        <w:t>vote</w:t>
-      </w:r>
-      <w:r>
-        <w:rPr>
-          <w:rFonts w:ascii="Georgia" w:eastAsia="Georgia" w:hAnsi="Georgia" w:cs="Georgia"/>
-          <w:sz w:val="24"/>
-          <w:szCs w:val="24"/>
-        </w:rPr>
-        <w:t xml:space="preserve"> </w:t>
-      </w:r>
-      <w:r>
-        <w:rPr>
-          <w:rFonts w:ascii="Georgia" w:eastAsia="Georgia" w:hAnsi="Georgia" w:cs="Georgia"/>
-          <w:sz w:val="24"/>
-          <w:szCs w:val="24"/>
-        </w:rPr>
-        <w:t>—</w:t>
-      </w:r>
-      <w:r>
-        <w:rPr>
-          <w:rFonts w:ascii="Georgia" w:eastAsia="Georgia" w:hAnsi="Georgia" w:cs="Georgia"/>
-          <w:sz w:val="24"/>
-          <w:szCs w:val="24"/>
-        </w:rPr>
-        <w:t xml:space="preserve"> </w:t>
-      </w:r>
-      <w:r>
-        <w:rPr>
-          <w:rFonts w:ascii="Georgia" w:eastAsia="Georgia" w:hAnsi="Georgia" w:cs="Georgia"/>
-          <w:sz w:val="24"/>
-          <w:szCs w:val="24"/>
-        </w:rPr>
-        <w:t>and</w:t>
-      </w:r>
-      <w:r>
-        <w:rPr>
-          <w:rFonts w:ascii="Georgia" w:eastAsia="Georgia" w:hAnsi="Georgia" w:cs="Georgia"/>
-          <w:sz w:val="24"/>
-          <w:szCs w:val="24"/>
-        </w:rPr>
-        <w:t xml:space="preserve"> </w:t>
-      </w:r>
-      <w:r>
-        <w:rPr>
-          <w:rFonts w:ascii="Georgia" w:eastAsia="Georgia" w:hAnsi="Georgia" w:cs="Georgia"/>
-          <w:sz w:val="24"/>
-          <w:szCs w:val="24"/>
-        </w:rPr>
-        <w:t>that</w:t>
-      </w:r>
-      <w:r>
-        <w:rPr>
-          <w:rFonts w:ascii="Georgia" w:eastAsia="Georgia" w:hAnsi="Georgia" w:cs="Georgia"/>
-          <w:sz w:val="24"/>
-          <w:szCs w:val="24"/>
-        </w:rPr>
-        <w:t xml:space="preserve"> </w:t>
-      </w:r>
-      <w:r>
-        <w:rPr>
-          <w:rFonts w:ascii="Georgia" w:eastAsia="Georgia" w:hAnsi="Georgia" w:cs="Georgia"/>
-          <w:sz w:val="24"/>
-          <w:szCs w:val="24"/>
-        </w:rPr>
-        <w:t>the</w:t>
-      </w:r>
-      <w:r>
-        <w:rPr>
-          <w:rFonts w:ascii="Georgia" w:eastAsia="Georgia" w:hAnsi="Georgia" w:cs="Georgia"/>
-          <w:sz w:val="24"/>
-          <w:szCs w:val="24"/>
-        </w:rPr>
-        <w:t xml:space="preserve"> </w:t>
-      </w:r>
-      <w:r>
-        <w:rPr>
-          <w:rFonts w:ascii="Georgia" w:eastAsia="Georgia" w:hAnsi="Georgia" w:cs="Georgia"/>
-          <w:sz w:val="24"/>
-          <w:szCs w:val="24"/>
-        </w:rPr>
-        <w:t>remedy</w:t>
-      </w:r>
-      <w:r>
-        <w:rPr>
-          <w:rFonts w:ascii="Georgia" w:eastAsia="Georgia" w:hAnsi="Georgia" w:cs="Georgia"/>
-          <w:sz w:val="24"/>
-          <w:szCs w:val="24"/>
-        </w:rPr>
-        <w:t xml:space="preserve"> </w:t>
-      </w:r>
-      <w:r>
-        <w:rPr>
-          <w:rFonts w:ascii="Georgia" w:eastAsia="Georgia" w:hAnsi="Georgia" w:cs="Georgia"/>
-          <w:sz w:val="24"/>
-          <w:szCs w:val="24"/>
-        </w:rPr>
-        <w:t>lies</w:t>
-      </w:r>
-      <w:r>
-        <w:rPr>
-          <w:rFonts w:ascii="Georgia" w:eastAsia="Georgia" w:hAnsi="Georgia" w:cs="Georgia"/>
-          <w:sz w:val="24"/>
-          <w:szCs w:val="24"/>
-        </w:rPr>
-        <w:t xml:space="preserve"> </w:t>
-      </w:r>
-      <w:r>
-        <w:rPr>
-          <w:rFonts w:ascii="Georgia" w:eastAsia="Georgia" w:hAnsi="Georgia" w:cs="Georgia"/>
-          <w:sz w:val="24"/>
-          <w:szCs w:val="24"/>
-        </w:rPr>
-        <w:t>in</w:t>
-      </w:r>
-      <w:r>
-        <w:rPr>
-          <w:rFonts w:ascii="Georgia" w:eastAsia="Georgia" w:hAnsi="Georgia" w:cs="Georgia"/>
-          <w:sz w:val="24"/>
-          <w:szCs w:val="24"/>
-        </w:rPr>
-        <w:t xml:space="preserve"> </w:t>
-      </w:r>
-      <w:r>
-        <w:rPr>
-          <w:rFonts w:ascii="Georgia" w:eastAsia="Georgia" w:hAnsi="Georgia" w:cs="Georgia"/>
-          <w:sz w:val="24"/>
-          <w:szCs w:val="24"/>
-        </w:rPr>
-        <w:t>a</w:t>
-      </w:r>
-      <w:r>
-        <w:rPr>
-          <w:rFonts w:ascii="Georgia" w:eastAsia="Georgia" w:hAnsi="Georgia" w:cs="Georgia"/>
-          <w:sz w:val="24"/>
-          <w:szCs w:val="24"/>
-        </w:rPr>
-        <w:t xml:space="preserve"> </w:t>
-      </w:r>
-      <w:r>
-        <w:rPr>
-          <w:rFonts w:ascii="Georgia" w:eastAsia="Georgia" w:hAnsi="Georgia" w:cs="Georgia"/>
-          <w:sz w:val="24"/>
-          <w:szCs w:val="24"/>
-        </w:rPr>
-        <w:t>single federal</w:t>
-      </w:r>
-      <w:r>
-        <w:rPr>
-          <w:rFonts w:ascii="Georgia" w:eastAsia="Georgia" w:hAnsi="Georgia" w:cs="Georgia"/>
-          <w:sz w:val="24"/>
-          <w:szCs w:val="24"/>
-        </w:rPr>
-        <w:t xml:space="preserve"> </w:t>
-      </w:r>
-      <w:r>
-        <w:rPr>
-          <w:rFonts w:ascii="Georgia" w:eastAsia="Georgia" w:hAnsi="Georgia" w:cs="Georgia"/>
-          <w:sz w:val="24"/>
-          <w:szCs w:val="24"/>
-        </w:rPr>
-        <w:t>courtroom,</w:t>
-      </w:r>
-      <w:r>
-        <w:rPr>
-          <w:rFonts w:ascii="Georgia" w:eastAsia="Georgia" w:hAnsi="Georgia" w:cs="Georgia"/>
-          <w:sz w:val="24"/>
-          <w:szCs w:val="24"/>
-        </w:rPr>
-        <w:t xml:space="preserve"> </w:t>
-      </w:r>
-      <w:r>
-        <w:rPr>
-          <w:rFonts w:ascii="Georgia" w:eastAsia="Georgia" w:hAnsi="Georgia" w:cs="Georgia"/>
-          <w:sz w:val="24"/>
-          <w:szCs w:val="24"/>
-        </w:rPr>
-        <w:t>on</w:t>
-      </w:r>
-      <w:r>
-        <w:rPr>
-          <w:rFonts w:ascii="Georgia" w:eastAsia="Georgia" w:hAnsi="Georgia" w:cs="Georgia"/>
-          <w:sz w:val="24"/>
-          <w:szCs w:val="24"/>
-        </w:rPr>
-        <w:t xml:space="preserve"> </w:t>
-      </w:r>
-      <w:r>
-        <w:rPr>
-          <w:rFonts w:ascii="Georgia" w:eastAsia="Georgia" w:hAnsi="Georgia" w:cs="Georgia"/>
-          <w:sz w:val="24"/>
-          <w:szCs w:val="24"/>
-        </w:rPr>
-        <w:t>two</w:t>
-      </w:r>
-      <w:r>
-        <w:rPr>
-          <w:rFonts w:ascii="Georgia" w:eastAsia="Georgia" w:hAnsi="Georgia" w:cs="Georgia"/>
-          <w:sz w:val="24"/>
-          <w:szCs w:val="24"/>
-        </w:rPr>
-        <w:t xml:space="preserve"> </w:t>
-      </w:r>
-      <w:r>
-        <w:rPr>
-          <w:rFonts w:ascii="Georgia" w:eastAsia="Georgia" w:hAnsi="Georgia" w:cs="Georgia"/>
-          <w:sz w:val="24"/>
-          <w:szCs w:val="24"/>
-        </w:rPr>
-        <w:t>constitutional</w:t>
-      </w:r>
-      <w:r>
-        <w:rPr>
-          <w:rFonts w:ascii="Georgia" w:eastAsia="Georgia" w:hAnsi="Georgia" w:cs="Georgia"/>
-          <w:sz w:val="24"/>
-          <w:szCs w:val="24"/>
-        </w:rPr>
-        <w:t xml:space="preserve"> </w:t>
-      </w:r>
-      <w:r>
-        <w:rPr>
-          <w:rFonts w:ascii="Georgia" w:eastAsia="Georgia" w:hAnsi="Georgia" w:cs="Georgia"/>
-          <w:sz w:val="24"/>
-          <w:szCs w:val="24"/>
-        </w:rPr>
-        <w:t>prongs:</w:t>
-      </w:r>
-      <w:r>
-        <w:rPr>
-          <w:rFonts w:ascii="Georgia" w:eastAsia="Georgia" w:hAnsi="Georgia" w:cs="Georgia"/>
-          <w:sz w:val="24"/>
-          <w:szCs w:val="24"/>
-        </w:rPr>
-        <w:t xml:space="preserve"> </w:t>
-      </w:r>
-      <w:r>
-        <w:rPr>
-          <w:rFonts w:ascii="Georgia" w:eastAsia="Georgia" w:hAnsi="Georgia" w:cs="Georgia"/>
-          <w:sz w:val="24"/>
-          <w:szCs w:val="24"/>
-        </w:rPr>
-        <w:t>the</w:t>
-      </w:r>
-      <w:r>
-        <w:rPr>
-          <w:rFonts w:ascii="Georgia" w:eastAsia="Georgia" w:hAnsi="Georgia" w:cs="Georgia"/>
-          <w:sz w:val="24"/>
-          <w:szCs w:val="24"/>
-        </w:rPr>
-        <w:t xml:space="preserve"> </w:t>
-      </w:r>
-      <w:r>
-        <w:rPr>
-          <w:rFonts w:ascii="Georgia" w:eastAsia="Georgia" w:hAnsi="Georgia" w:cs="Georgia"/>
-          <w:sz w:val="24"/>
-          <w:szCs w:val="24"/>
-        </w:rPr>
-        <w:t>Patent</w:t>
-      </w:r>
-      <w:r>
-        <w:rPr>
-          <w:rFonts w:ascii="Georgia" w:eastAsia="Georgia" w:hAnsi="Georgia" w:cs="Georgia"/>
-          <w:sz w:val="24"/>
-          <w:szCs w:val="24"/>
-        </w:rPr>
-        <w:t xml:space="preserve"> </w:t>
-      </w:r>
-      <w:r>
-        <w:rPr>
-          <w:rFonts w:ascii="Georgia" w:eastAsia="Georgia" w:hAnsi="Georgia" w:cs="Georgia"/>
-          <w:sz w:val="24"/>
-          <w:szCs w:val="24"/>
-        </w:rPr>
-        <w:t>Clause</w:t>
-      </w:r>
-      <w:r>
-        <w:rPr>
-          <w:rFonts w:ascii="Georgia" w:eastAsia="Georgia" w:hAnsi="Georgia" w:cs="Georgia"/>
-          <w:sz w:val="24"/>
-          <w:szCs w:val="24"/>
-        </w:rPr>
-        <w:t xml:space="preserve"> </w:t>
-      </w:r>
-      <w:r>
-        <w:rPr>
-          <w:rFonts w:ascii="Georgia" w:eastAsia="Georgia" w:hAnsi="Georgia" w:cs="Georgia"/>
-          <w:sz w:val="24"/>
-          <w:szCs w:val="24"/>
-        </w:rPr>
-        <w:t>and</w:t>
-      </w:r>
-      <w:r>
-        <w:rPr>
-          <w:rFonts w:ascii="Georgia" w:eastAsia="Georgia" w:hAnsi="Georgia" w:cs="Georgia"/>
-          <w:sz w:val="24"/>
-          <w:szCs w:val="24"/>
-        </w:rPr>
-        <w:t xml:space="preserve"> </w:t>
-      </w:r>
-      <w:r>
-        <w:rPr>
-          <w:rFonts w:ascii="Georgia" w:eastAsia="Georgia" w:hAnsi="Georgia" w:cs="Georgia"/>
-          <w:sz w:val="24"/>
-          <w:szCs w:val="24"/>
-        </w:rPr>
-        <w:t>the</w:t>
-      </w:r>
-      <w:r>
-        <w:rPr>
-          <w:rFonts w:ascii="Georgia" w:eastAsia="Georgia" w:hAnsi="Georgia" w:cs="Georgia"/>
-          <w:sz w:val="24"/>
-          <w:szCs w:val="24"/>
-        </w:rPr>
-        <w:t xml:space="preserve"> </w:t>
-      </w:r>
-      <w:r>
-        <w:rPr>
-          <w:rFonts w:ascii="Georgia" w:eastAsia="Georgia" w:hAnsi="Georgia" w:cs="Georgia"/>
-          <w:sz w:val="24"/>
-          <w:szCs w:val="24"/>
-        </w:rPr>
-        <w:t>Takings</w:t>
-      </w:r>
-      <w:r>
-        <w:rPr>
-          <w:rFonts w:ascii="Georgia" w:eastAsia="Georgia" w:hAnsi="Georgia" w:cs="Georgia"/>
-          <w:sz w:val="24"/>
-          <w:szCs w:val="24"/>
-        </w:rPr>
-        <w:t xml:space="preserve"> </w:t>
-      </w:r>
-      <w:r>
-        <w:rPr>
-          <w:rFonts w:ascii="Georgia" w:eastAsia="Georgia" w:hAnsi="Georgia" w:cs="Georgia"/>
-          <w:sz w:val="24"/>
-          <w:szCs w:val="24"/>
-        </w:rPr>
-        <w:t>Clause.</w:t>
+        <w:t xml:space="preserve">Constitution by federal regulation, without an amendment and without a vote — and that the remedy lies in a single federal courtroom, on two constitutional prongs: the Patent Clause and the Takings Clause.</w:t>
       </w:r>
     </w:p>
     <w:p>
@@ -5990,455 +5121,7 @@
           <w:sz w:val="24"/>
           <w:szCs w:val="24"/>
         </w:rPr>
-        <w:t>No</w:t>
-      </w:r>
-      <w:r>
-        <w:rPr>
-          <w:rFonts w:ascii="Georgia" w:eastAsia="Georgia" w:hAnsi="Georgia" w:cs="Georgia"/>
-          <w:sz w:val="24"/>
-          <w:szCs w:val="24"/>
-        </w:rPr>
-        <w:t xml:space="preserve"> </w:t>
-      </w:r>
-      <w:r>
-        <w:rPr>
-          <w:rFonts w:ascii="Georgia" w:eastAsia="Georgia" w:hAnsi="Georgia" w:cs="Georgia"/>
-          <w:sz w:val="24"/>
-          <w:szCs w:val="24"/>
-        </w:rPr>
-        <w:t>federal</w:t>
-      </w:r>
-      <w:r>
-        <w:rPr>
-          <w:rFonts w:ascii="Georgia" w:eastAsia="Georgia" w:hAnsi="Georgia" w:cs="Georgia"/>
-          <w:sz w:val="24"/>
-          <w:szCs w:val="24"/>
-        </w:rPr>
-        <w:t xml:space="preserve"> </w:t>
-      </w:r>
-      <w:r>
-        <w:rPr>
-          <w:rFonts w:ascii="Georgia" w:eastAsia="Georgia" w:hAnsi="Georgia" w:cs="Georgia"/>
-          <w:sz w:val="24"/>
-          <w:szCs w:val="24"/>
-        </w:rPr>
-        <w:t>court</w:t>
-      </w:r>
-      <w:r>
-        <w:rPr>
-          <w:rFonts w:ascii="Georgia" w:eastAsia="Georgia" w:hAnsi="Georgia" w:cs="Georgia"/>
-          <w:sz w:val="24"/>
-          <w:szCs w:val="24"/>
-        </w:rPr>
-        <w:t xml:space="preserve"> </w:t>
-      </w:r>
-      <w:r>
-        <w:rPr>
-          <w:rFonts w:ascii="Georgia" w:eastAsia="Georgia" w:hAnsi="Georgia" w:cs="Georgia"/>
-          <w:sz w:val="24"/>
-          <w:szCs w:val="24"/>
-        </w:rPr>
-        <w:t>has</w:t>
-      </w:r>
-      <w:r>
-        <w:rPr>
-          <w:rFonts w:ascii="Georgia" w:eastAsia="Georgia" w:hAnsi="Georgia" w:cs="Georgia"/>
-          <w:sz w:val="24"/>
-          <w:szCs w:val="24"/>
-        </w:rPr>
-        <w:t xml:space="preserve"> </w:t>
-      </w:r>
-      <w:r>
-        <w:rPr>
-          <w:rFonts w:ascii="Georgia" w:eastAsia="Georgia" w:hAnsi="Georgia" w:cs="Georgia"/>
-          <w:sz w:val="24"/>
-          <w:szCs w:val="24"/>
-        </w:rPr>
-        <w:t>ever</w:t>
-      </w:r>
-      <w:r>
-        <w:rPr>
-          <w:rFonts w:ascii="Georgia" w:eastAsia="Georgia" w:hAnsi="Georgia" w:cs="Georgia"/>
-          <w:sz w:val="24"/>
-          <w:szCs w:val="24"/>
-        </w:rPr>
-        <w:t xml:space="preserve"> </w:t>
-      </w:r>
-      <w:r>
-        <w:rPr>
-          <w:rFonts w:ascii="Georgia" w:eastAsia="Georgia" w:hAnsi="Georgia" w:cs="Georgia"/>
-          <w:sz w:val="24"/>
-          <w:szCs w:val="24"/>
-        </w:rPr>
-        <w:t>ruled</w:t>
-      </w:r>
-      <w:r>
-        <w:rPr>
-          <w:rFonts w:ascii="Georgia" w:eastAsia="Georgia" w:hAnsi="Georgia" w:cs="Georgia"/>
-          <w:sz w:val="24"/>
-          <w:szCs w:val="24"/>
-        </w:rPr>
-        <w:t xml:space="preserve"> </w:t>
-      </w:r>
-      <w:r>
-        <w:rPr>
-          <w:rFonts w:ascii="Georgia" w:eastAsia="Georgia" w:hAnsi="Georgia" w:cs="Georgia"/>
-          <w:sz w:val="24"/>
-          <w:szCs w:val="24"/>
-        </w:rPr>
-        <w:t>on</w:t>
-      </w:r>
-      <w:r>
-        <w:rPr>
-          <w:rFonts w:ascii="Georgia" w:eastAsia="Georgia" w:hAnsi="Georgia" w:cs="Georgia"/>
-          <w:sz w:val="24"/>
-          <w:szCs w:val="24"/>
-        </w:rPr>
-        <w:t xml:space="preserve"> </w:t>
-      </w:r>
-      <w:r>
-        <w:rPr>
-          <w:rFonts w:ascii="Georgia" w:eastAsia="Georgia" w:hAnsi="Georgia" w:cs="Georgia"/>
-          <w:sz w:val="24"/>
-          <w:szCs w:val="24"/>
-        </w:rPr>
-        <w:t>the</w:t>
-      </w:r>
-      <w:r>
-        <w:rPr>
-          <w:rFonts w:ascii="Georgia" w:eastAsia="Georgia" w:hAnsi="Georgia" w:cs="Georgia"/>
-          <w:sz w:val="24"/>
-          <w:szCs w:val="24"/>
-        </w:rPr>
-        <w:t xml:space="preserve"> </w:t>
-      </w:r>
-      <w:r>
-        <w:rPr>
-          <w:rFonts w:ascii="Georgia" w:eastAsia="Georgia" w:hAnsi="Georgia" w:cs="Georgia"/>
-          <w:sz w:val="24"/>
-          <w:szCs w:val="24"/>
-        </w:rPr>
-        <w:t>question.</w:t>
-      </w:r>
-      <w:r>
-        <w:rPr>
-          <w:rFonts w:ascii="Georgia" w:eastAsia="Georgia" w:hAnsi="Georgia" w:cs="Georgia"/>
-          <w:sz w:val="24"/>
-          <w:szCs w:val="24"/>
-        </w:rPr>
-        <w:t xml:space="preserve"> </w:t>
-      </w:r>
-      <w:r>
-        <w:rPr>
-          <w:rFonts w:ascii="Georgia" w:eastAsia="Georgia" w:hAnsi="Georgia" w:cs="Georgia"/>
-          <w:sz w:val="24"/>
-          <w:szCs w:val="24"/>
-        </w:rPr>
-        <w:t>It</w:t>
-      </w:r>
-      <w:r>
-        <w:rPr>
-          <w:rFonts w:ascii="Georgia" w:eastAsia="Georgia" w:hAnsi="Georgia" w:cs="Georgia"/>
-          <w:sz w:val="24"/>
-          <w:szCs w:val="24"/>
-        </w:rPr>
-        <w:t xml:space="preserve"> </w:t>
-      </w:r>
-      <w:r>
-        <w:rPr>
-          <w:rFonts w:ascii="Georgia" w:eastAsia="Georgia" w:hAnsi="Georgia" w:cs="Georgia"/>
-          <w:sz w:val="24"/>
-          <w:szCs w:val="24"/>
-        </w:rPr>
-        <w:t>is</w:t>
-      </w:r>
-      <w:r>
-        <w:rPr>
-          <w:rFonts w:ascii="Georgia" w:eastAsia="Georgia" w:hAnsi="Georgia" w:cs="Georgia"/>
-          <w:sz w:val="24"/>
-          <w:szCs w:val="24"/>
-        </w:rPr>
-        <w:t xml:space="preserve"> </w:t>
-      </w:r>
-      <w:r>
-        <w:rPr>
-          <w:rFonts w:ascii="Georgia" w:eastAsia="Georgia" w:hAnsi="Georgia" w:cs="Georgia"/>
-          <w:sz w:val="24"/>
-          <w:szCs w:val="24"/>
-        </w:rPr>
-        <w:t>a</w:t>
-      </w:r>
-      <w:r>
-        <w:rPr>
-          <w:rFonts w:ascii="Georgia" w:eastAsia="Georgia" w:hAnsi="Georgia" w:cs="Georgia"/>
-          <w:sz w:val="24"/>
-          <w:szCs w:val="24"/>
-        </w:rPr>
-        <w:t xml:space="preserve"> </w:t>
-      </w:r>
-      <w:r>
-        <w:rPr>
-          <w:rFonts w:ascii="Georgia" w:eastAsia="Georgia" w:hAnsi="Georgia" w:cs="Georgia"/>
-          <w:sz w:val="24"/>
-          <w:szCs w:val="24"/>
-        </w:rPr>
-        <w:t>question</w:t>
-      </w:r>
-      <w:r>
-        <w:rPr>
-          <w:rFonts w:ascii="Georgia" w:eastAsia="Georgia" w:hAnsi="Georgia" w:cs="Georgia"/>
-          <w:sz w:val="24"/>
-          <w:szCs w:val="24"/>
-        </w:rPr>
-        <w:t xml:space="preserve"> </w:t>
-      </w:r>
-      <w:r>
-        <w:rPr>
-          <w:rFonts w:ascii="Georgia" w:eastAsia="Georgia" w:hAnsi="Georgia" w:cs="Georgia"/>
-          <w:sz w:val="24"/>
-          <w:szCs w:val="24"/>
-        </w:rPr>
-        <w:t>of</w:t>
-      </w:r>
-      <w:r>
-        <w:rPr>
-          <w:rFonts w:ascii="Georgia" w:eastAsia="Georgia" w:hAnsi="Georgia" w:cs="Georgia"/>
-          <w:sz w:val="24"/>
-          <w:szCs w:val="24"/>
-        </w:rPr>
-        <w:t xml:space="preserve"> </w:t>
-      </w:r>
-      <w:r>
-        <w:rPr>
-          <w:rFonts w:ascii="Georgia" w:eastAsia="Georgia" w:hAnsi="Georgia" w:cs="Georgia"/>
-          <w:sz w:val="24"/>
-          <w:szCs w:val="24"/>
-        </w:rPr>
-        <w:t>first</w:t>
-      </w:r>
-      <w:r>
-        <w:rPr>
-          <w:rFonts w:ascii="Georgia" w:eastAsia="Georgia" w:hAnsi="Georgia" w:cs="Georgia"/>
-          <w:sz w:val="24"/>
-          <w:szCs w:val="24"/>
-        </w:rPr>
-        <w:t xml:space="preserve"> </w:t>
-      </w:r>
-      <w:r>
-        <w:rPr>
-          <w:rFonts w:ascii="Georgia" w:eastAsia="Georgia" w:hAnsi="Georgia" w:cs="Georgia"/>
-          <w:sz w:val="24"/>
-          <w:szCs w:val="24"/>
-        </w:rPr>
-        <w:t>impression.</w:t>
-      </w:r>
-      <w:r>
-        <w:rPr>
-          <w:rFonts w:ascii="Georgia" w:eastAsia="Georgia" w:hAnsi="Georgia" w:cs="Georgia"/>
-          <w:sz w:val="24"/>
-          <w:szCs w:val="24"/>
-        </w:rPr>
-        <w:t xml:space="preserve"> </w:t>
-      </w:r>
-      <w:r>
-        <w:rPr>
-          <w:rFonts w:ascii="Georgia" w:eastAsia="Georgia" w:hAnsi="Georgia" w:cs="Georgia"/>
-          <w:sz w:val="24"/>
-          <w:szCs w:val="24"/>
-        </w:rPr>
-        <w:t>The</w:t>
-      </w:r>
-      <w:r>
-        <w:rPr>
-          <w:rFonts w:ascii="Georgia" w:eastAsia="Georgia" w:hAnsi="Georgia" w:cs="Georgia"/>
-          <w:sz w:val="24"/>
-          <w:szCs w:val="24"/>
-        </w:rPr>
-        <w:t xml:space="preserve"> </w:t>
-      </w:r>
-      <w:r>
-        <w:rPr>
-          <w:rFonts w:ascii="Georgia" w:eastAsia="Georgia" w:hAnsi="Georgia" w:cs="Georgia"/>
-          <w:sz w:val="24"/>
-          <w:szCs w:val="24"/>
-        </w:rPr>
-        <w:t>book</w:t>
-      </w:r>
-      <w:r>
-        <w:rPr>
-          <w:rFonts w:ascii="Georgia" w:eastAsia="Georgia" w:hAnsi="Georgia" w:cs="Georgia"/>
-          <w:sz w:val="24"/>
-          <w:szCs w:val="24"/>
-        </w:rPr>
-        <w:t xml:space="preserve"> </w:t>
-      </w:r>
-      <w:r>
-        <w:rPr>
-          <w:rFonts w:ascii="Georgia" w:eastAsia="Georgia" w:hAnsi="Georgia" w:cs="Georgia"/>
-          <w:sz w:val="24"/>
-          <w:szCs w:val="24"/>
-        </w:rPr>
-        <w:t>is</w:t>
-      </w:r>
-      <w:r>
-        <w:rPr>
-          <w:rFonts w:ascii="Georgia" w:eastAsia="Georgia" w:hAnsi="Georgia" w:cs="Georgia"/>
-          <w:sz w:val="24"/>
-          <w:szCs w:val="24"/>
-        </w:rPr>
-        <w:t xml:space="preserve"> </w:t>
-      </w:r>
-      <w:r>
-        <w:rPr>
-          <w:rFonts w:ascii="Georgia" w:eastAsia="Georgia" w:hAnsi="Georgia" w:cs="Georgia"/>
-          <w:sz w:val="24"/>
-          <w:szCs w:val="24"/>
-        </w:rPr>
-        <w:t>the publi</w:t>
-      </w:r>
-      <w:r>
-        <w:rPr>
-          <w:rFonts w:ascii="Georgia" w:eastAsia="Georgia" w:hAnsi="Georgia" w:cs="Georgia"/>
-          <w:sz w:val="24"/>
-          <w:szCs w:val="24"/>
-        </w:rPr>
-        <w:t>c</w:t>
-      </w:r>
-      <w:r>
-        <w:rPr>
-          <w:rFonts w:ascii="Georgia" w:eastAsia="Georgia" w:hAnsi="Georgia" w:cs="Georgia"/>
-          <w:sz w:val="24"/>
-          <w:szCs w:val="24"/>
-        </w:rPr>
-        <w:t>-facing</w:t>
-      </w:r>
-      <w:r>
-        <w:rPr>
-          <w:rFonts w:ascii="Georgia" w:eastAsia="Georgia" w:hAnsi="Georgia" w:cs="Georgia"/>
-          <w:sz w:val="24"/>
-          <w:szCs w:val="24"/>
-        </w:rPr>
-        <w:t xml:space="preserve"> </w:t>
-      </w:r>
-      <w:r>
-        <w:rPr>
-          <w:rFonts w:ascii="Georgia" w:eastAsia="Georgia" w:hAnsi="Georgia" w:cs="Georgia"/>
-          <w:sz w:val="24"/>
-          <w:szCs w:val="24"/>
-        </w:rPr>
-        <w:t>brief</w:t>
-      </w:r>
-      <w:r>
-        <w:rPr>
-          <w:rFonts w:ascii="Georgia" w:eastAsia="Georgia" w:hAnsi="Georgia" w:cs="Georgia"/>
-          <w:sz w:val="24"/>
-          <w:szCs w:val="24"/>
-        </w:rPr>
-        <w:t xml:space="preserve"> </w:t>
-      </w:r>
-      <w:r>
-        <w:rPr>
-          <w:rFonts w:ascii="Georgia" w:eastAsia="Georgia" w:hAnsi="Georgia" w:cs="Georgia"/>
-          <w:sz w:val="24"/>
-          <w:szCs w:val="24"/>
-        </w:rPr>
-        <w:t>for</w:t>
-      </w:r>
-      <w:r>
-        <w:rPr>
-          <w:rFonts w:ascii="Georgia" w:eastAsia="Georgia" w:hAnsi="Georgia" w:cs="Georgia"/>
-          <w:sz w:val="24"/>
-          <w:szCs w:val="24"/>
-        </w:rPr>
-        <w:t xml:space="preserve"> </w:t>
-      </w:r>
-      <w:r>
-        <w:rPr>
-          <w:rFonts w:ascii="Georgia" w:eastAsia="Georgia" w:hAnsi="Georgia" w:cs="Georgia"/>
-          <w:sz w:val="24"/>
-          <w:szCs w:val="24"/>
-        </w:rPr>
-        <w:t>the</w:t>
-      </w:r>
-      <w:r>
-        <w:rPr>
-          <w:rFonts w:ascii="Georgia" w:eastAsia="Georgia" w:hAnsi="Georgia" w:cs="Georgia"/>
-          <w:sz w:val="24"/>
-          <w:szCs w:val="24"/>
-        </w:rPr>
-        <w:t xml:space="preserve"> </w:t>
-      </w:r>
-      <w:r>
-        <w:rPr>
-          <w:rFonts w:ascii="Georgia" w:eastAsia="Georgia" w:hAnsi="Georgia" w:cs="Georgia"/>
-          <w:sz w:val="24"/>
-          <w:szCs w:val="24"/>
-        </w:rPr>
-        <w:t>litigant</w:t>
-      </w:r>
-      <w:r>
-        <w:rPr>
-          <w:rFonts w:ascii="Georgia" w:eastAsia="Georgia" w:hAnsi="Georgia" w:cs="Georgia"/>
-          <w:sz w:val="24"/>
-          <w:szCs w:val="24"/>
-        </w:rPr>
-        <w:t xml:space="preserve"> </w:t>
-      </w:r>
-      <w:r>
-        <w:rPr>
-          <w:rFonts w:ascii="Georgia" w:eastAsia="Georgia" w:hAnsi="Georgia" w:cs="Georgia"/>
-          <w:sz w:val="24"/>
-          <w:szCs w:val="24"/>
-        </w:rPr>
-        <w:t>who</w:t>
-      </w:r>
-      <w:r>
-        <w:rPr>
-          <w:rFonts w:ascii="Georgia" w:eastAsia="Georgia" w:hAnsi="Georgia" w:cs="Georgia"/>
-          <w:sz w:val="24"/>
-          <w:szCs w:val="24"/>
-        </w:rPr>
-        <w:t xml:space="preserve"> </w:t>
-      </w:r>
-      <w:r>
-        <w:rPr>
-          <w:rFonts w:ascii="Georgia" w:eastAsia="Georgia" w:hAnsi="Georgia" w:cs="Georgia"/>
-          <w:sz w:val="24"/>
-          <w:szCs w:val="24"/>
-        </w:rPr>
-        <w:t>eventually</w:t>
-      </w:r>
-      <w:r>
-        <w:rPr>
-          <w:rFonts w:ascii="Georgia" w:eastAsia="Georgia" w:hAnsi="Georgia" w:cs="Georgia"/>
-          <w:sz w:val="24"/>
-          <w:szCs w:val="24"/>
-        </w:rPr>
-        <w:t xml:space="preserve"> </w:t>
-      </w:r>
-      <w:r>
-        <w:rPr>
-          <w:rFonts w:ascii="Georgia" w:eastAsia="Georgia" w:hAnsi="Georgia" w:cs="Georgia"/>
-          <w:sz w:val="24"/>
-          <w:szCs w:val="24"/>
-        </w:rPr>
-        <w:t>files</w:t>
-      </w:r>
-      <w:r>
-        <w:rPr>
-          <w:rFonts w:ascii="Georgia" w:eastAsia="Georgia" w:hAnsi="Georgia" w:cs="Georgia"/>
-          <w:sz w:val="24"/>
-          <w:szCs w:val="24"/>
-        </w:rPr>
-        <w:t xml:space="preserve"> </w:t>
-      </w:r>
-      <w:r>
-        <w:rPr>
-          <w:rFonts w:ascii="Georgia" w:eastAsia="Georgia" w:hAnsi="Georgia" w:cs="Georgia"/>
-          <w:sz w:val="24"/>
-          <w:szCs w:val="24"/>
-        </w:rPr>
-        <w:t>it.</w:t>
+        <w:t xml:space="preserve">No federal court has ever ruled on the question. It is a question of first impression. The book is the public-facing brief for the litigant who eventually files it.</w:t>
       </w:r>
     </w:p>
     <w:p>
@@ -6456,15 +5139,7 @@
           <w:sz w:val="24"/>
           <w:szCs w:val="24"/>
         </w:rPr>
-        <w:t>Two documents give the fastest route in:  which lays out the problem in plain language, and which shows what the book contains and how the argument is built.</w:t>
-      </w:r>
-      <w:r>
-        <w:rPr>
-          <w:rFonts w:ascii="Georgia" w:eastAsia="Georgia" w:hAnsi="Georgia" w:cs="Georgia"/>
-          <w:sz w:val="24"/>
-          <w:szCs w:val="24"/>
-        </w:rPr>
-        <w:t xml:space="preserve"> </w:t>
+        <w:t xml:space="preserve">Two documents give the fastest route in:  which lays out the problem in plain language, and which shows what the book contains and how the argument is built. </w:t>
       </w:r>
       <w:hyperlink r:id="rId8">
         <w:r>
@@ -6473,23 +5148,7 @@
             <w:sz w:val="24"/>
             <w:szCs w:val="24"/>
           </w:rPr>
-          <w:t>Chapter One, “Four Problems, One Remedy,</w:t>
-        </w:r>
-        <w:r>
-          <w:rPr>
-            <w:rFonts w:ascii="Georgia" w:eastAsia="Georgia" w:hAnsi="Georgia" w:cs="Georgia"/>
-            <w:sz w:val="24"/>
-            <w:szCs w:val="24"/>
-          </w:rPr>
-          <w:t>”</w:t>
-        </w:r>
-        <w:r>
-          <w:rPr>
-            <w:rFonts w:ascii="Georgia" w:eastAsia="Georgia" w:hAnsi="Georgia" w:cs="Georgia"/>
-            <w:sz w:val="24"/>
-            <w:szCs w:val="24"/>
-          </w:rPr>
-          <w:t xml:space="preserve"> </w:t>
+          <w:t xml:space="preserve">Chapter One, “Four Problems, One Remedy,” </w:t>
         </w:r>
       </w:hyperlink>
       <w:r>
@@ -6498,23 +5157,7 @@
           <w:sz w:val="24"/>
           <w:szCs w:val="24"/>
         </w:rPr>
-        <w:t xml:space="preserve"> </w:t>
-      </w:r>
-      <w:r>
-        <w:rPr>
-          <w:rFonts w:ascii="Georgia" w:eastAsia="Georgia" w:hAnsi="Georgia" w:cs="Georgia"/>
-          <w:sz w:val="24"/>
-          <w:szCs w:val="24"/>
-        </w:rPr>
-        <w:t>and</w:t>
-      </w:r>
-      <w:r>
-        <w:rPr>
-          <w:rFonts w:ascii="Georgia" w:eastAsia="Georgia" w:hAnsi="Georgia" w:cs="Georgia"/>
-          <w:sz w:val="24"/>
-          <w:szCs w:val="24"/>
-        </w:rPr>
-        <w:t xml:space="preserve"> </w:t>
+        <w:t xml:space="preserve"> and </w:t>
       </w:r>
       <w:hyperlink r:id="rId9">
         <w:r>
@@ -7550,23 +6193,13 @@
         </w:rPr>
         <w:t xml:space="preserve"> </w:t>
       </w:r>
-      <w:proofErr w:type="spellStart"/>
-      <w:r>
-        <w:rPr>
-          <w:rFonts w:ascii="Georgia" w:eastAsia="Georgia" w:hAnsi="Georgia" w:cs="Georgia"/>
-          <w:sz w:val="24"/>
-          <w:szCs w:val="24"/>
-        </w:rPr>
-        <w:t>AdjudiPro</w:t>
-      </w:r>
-      <w:proofErr w:type="spellEnd"/>
-      <w:r>
-        <w:rPr>
-          <w:rFonts w:ascii="Georgia" w:eastAsia="Georgia" w:hAnsi="Georgia" w:cs="Georgia"/>
-          <w:sz w:val="24"/>
-          <w:szCs w:val="24"/>
-        </w:rPr>
-        <w:t>®</w:t>
+      <w:r>
+        <w:rPr>
+          <w:rFonts w:ascii="Georgia" w:eastAsia="Georgia" w:hAnsi="Georgia" w:cs="Georgia"/>
+          <w:sz w:val="24"/>
+          <w:szCs w:val="24"/>
+        </w:rPr>
+        <w:t>AdjudiPro®</w:t>
       </w:r>
       <w:r>
         <w:rPr>
@@ -8277,15 +6910,7 @@
           <w:sz w:val="24"/>
           <w:szCs w:val="24"/>
         </w:rPr>
-        <w:t>1977,</w:t>
-      </w:r>
-      <w:r>
-        <w:rPr>
-          <w:rFonts w:ascii="Georgia" w:eastAsia="Georgia" w:hAnsi="Georgia" w:cs="Georgia"/>
-          <w:sz w:val="24"/>
-          <w:szCs w:val="24"/>
-        </w:rPr>
-        <w:t xml:space="preserve"> </w:t>
+        <w:t xml:space="preserve">1977, </w:t>
       </w:r>
     </w:p>
     <w:p>
@@ -8458,31 +7083,7 @@
           <w:sz w:val="24"/>
           <w:szCs w:val="24"/>
         </w:rPr>
-        <w:t>A</w:t>
-      </w:r>
-      <w:r>
-        <w:rPr>
-          <w:rFonts w:ascii="Georgia" w:eastAsia="Georgia" w:hAnsi="Georgia" w:cs="Georgia"/>
-          <w:sz w:val="24"/>
-          <w:szCs w:val="24"/>
-        </w:rPr>
-        <w:t>uthor of more than 111 long-form articles — 39 of them on the Patent Clause, drawing more than</w:t>
-      </w:r>
-      <w:r>
-        <w:rPr>
-          <w:rFonts w:ascii="Georgia" w:eastAsia="Georgia" w:hAnsi="Georgia" w:cs="Georgia"/>
-          <w:sz w:val="24"/>
-          <w:szCs w:val="24"/>
-        </w:rPr>
-        <w:t xml:space="preserve"> </w:t>
-      </w:r>
-      <w:r>
-        <w:rPr>
-          <w:rFonts w:ascii="Georgia" w:eastAsia="Georgia" w:hAnsi="Georgia" w:cs="Georgia"/>
-          <w:sz w:val="24"/>
-          <w:szCs w:val="24"/>
-        </w:rPr>
-        <w:t>1.7 million impressions on their own, out of more than 7.9 million across all of them. The argument has been developed in public, tested against readers, and refined over many months.</w:t>
+        <w:t xml:space="preserve">Author of more than 111 long-form articles — 39 of them on the Patent Clause, drawing more than 1.7 million impressions on their own, out of more than 7.9 million across all of them. The argument has been developed in public, tested against readers, and refined over many months.</w:t>
       </w:r>
     </w:p>
     <w:p>
@@ -9015,15 +7616,7 @@
           <w:sz w:val="24"/>
           <w:szCs w:val="24"/>
         </w:rPr>
-        <w:t>every</w:t>
-      </w:r>
-      <w:r>
-        <w:rPr>
-          <w:rFonts w:ascii="Georgia" w:eastAsia="Georgia" w:hAnsi="Georgia" w:cs="Georgia"/>
-          <w:sz w:val="24"/>
-          <w:szCs w:val="24"/>
-        </w:rPr>
-        <w:t xml:space="preserve"> </w:t>
+        <w:t xml:space="preserve">every </w:t>
       </w:r>
       <w:r>
         <w:rPr>
@@ -9381,23 +7974,7 @@
           <w:sz w:val="24"/>
           <w:szCs w:val="24"/>
         </w:rPr>
-        <w:t>than</w:t>
-      </w:r>
-      <w:r>
-        <w:rPr>
-          <w:rFonts w:ascii="Georgia" w:eastAsia="Georgia" w:hAnsi="Georgia" w:cs="Georgia"/>
-          <w:sz w:val="24"/>
-          <w:szCs w:val="24"/>
-        </w:rPr>
-        <w:t xml:space="preserve"> </w:t>
-      </w:r>
-      <w:r>
-        <w:rPr>
-          <w:rFonts w:ascii="Georgia" w:eastAsia="Georgia" w:hAnsi="Georgia" w:cs="Georgia"/>
-          <w:sz w:val="24"/>
-          <w:szCs w:val="24"/>
-        </w:rPr>
-        <w:t>115,000</w:t>
+        <w:t xml:space="preserve">than 115,000</w:t>
       </w:r>
       <w:r>
         <w:rPr>
@@ -9485,12 +8062,6 @@
           <w:sz w:val="24"/>
         </w:rPr>
         <w:t xml:space="preserve">The hallucination worry deserves its own answer. Forty-two document files lie beneath my draft, carrying 1,088 saved versions as of 9 September. Every one is a man deciding what to keep, what to cut, and what to rewrite. Every authority in the book was opened </w:t>
-      </w:r>
-      <w:r>
-        <w:rPr>
-          <w:rFonts w:ascii="Georgia" w:hAnsi="Georgia"/>
-          <w:sz w:val="24"/>
-        </w:rPr>
         <w:lastRenderedPageBreak/>
         <w:t xml:space="preserve">and read. The tools were not ghost-writers; they were a small newsroom. One drafted prose and edited structure. OpenCase checked citations against the authoritative federal record and twice flagged circuit-court conflicts my own synthesis had missed. Others retrieved sources, read material the rest could not reach, and audited the drafts against one another, chapter by chapter. The patent above is an AI system, so I came to these </w:t>
       </w:r>
@@ -12131,16 +10702,7 @@
           <w:sz w:val="24"/>
           <w:szCs w:val="24"/>
         </w:rPr>
-        <w:t>it</w:t>
-      </w:r>
-      <w:r>
-        <w:rPr>
-          <w:rFonts w:ascii="Georgia" w:eastAsia="Georgia" w:hAnsi="Georgia" w:cs="Georgia"/>
-          <w:color w:val="000000"/>
-          <w:sz w:val="24"/>
-          <w:szCs w:val="24"/>
-        </w:rPr>
-        <w:t xml:space="preserve"> </w:t>
+        <w:t xml:space="preserve">it </w:t>
       </w:r>
       <w:r>
         <w:rPr>
@@ -12478,16 +11040,7 @@
           <w:sz w:val="24"/>
           <w:szCs w:val="24"/>
         </w:rPr>
-        <w:t>and</w:t>
-      </w:r>
-      <w:r>
-        <w:rPr>
-          <w:rFonts w:ascii="Georgia" w:eastAsia="Georgia" w:hAnsi="Georgia" w:cs="Georgia"/>
-          <w:color w:val="000000"/>
-          <w:sz w:val="24"/>
-          <w:szCs w:val="24"/>
-        </w:rPr>
-        <w:t xml:space="preserve"> </w:t>
+        <w:t xml:space="preserve">and </w:t>
       </w:r>
       <w:r>
         <w:rPr>
@@ -12891,16 +11444,7 @@
           <w:sz w:val="24"/>
           <w:szCs w:val="24"/>
         </w:rPr>
-        <w:t>its</w:t>
-      </w:r>
-      <w:r>
-        <w:rPr>
-          <w:rFonts w:ascii="Georgia" w:eastAsia="Georgia" w:hAnsi="Georgia" w:cs="Georgia"/>
-          <w:color w:val="000000"/>
-          <w:sz w:val="24"/>
-          <w:szCs w:val="24"/>
-        </w:rPr>
-        <w:t xml:space="preserve"> </w:t>
+        <w:t xml:space="preserve">its </w:t>
       </w:r>
       <w:r>
         <w:rPr>
@@ -13123,43 +11667,7 @@
           <w:sz w:val="24"/>
           <w:szCs w:val="24"/>
         </w:rPr>
-        <w:t>every Supreme Court case cited in the book, sorted by decision year, each described for what it actually holds. Inclusion is not</w:t>
-      </w:r>
-      <w:r>
-        <w:rPr>
-          <w:rFonts w:ascii="Georgia" w:eastAsia="Georgia" w:hAnsi="Georgia" w:cs="Georgia"/>
-          <w:color w:val="000000"/>
-          <w:sz w:val="24"/>
-          <w:szCs w:val="24"/>
-        </w:rPr>
-        <w:t xml:space="preserve"> </w:t>
-      </w:r>
-      <w:r>
-        <w:rPr>
-          <w:rFonts w:ascii="Georgia" w:eastAsia="Georgia" w:hAnsi="Georgia" w:cs="Georgia"/>
-          <w:color w:val="000000"/>
-          <w:sz w:val="24"/>
-          <w:szCs w:val="24"/>
-        </w:rPr>
-        <w:t xml:space="preserve">Appendix A </w:t>
-      </w:r>
-      <w:r>
-        <w:rPr>
-          <w:rFonts w:ascii="Georgia" w:eastAsia="Georgia" w:hAnsi="Georgia" w:cs="Georgia"/>
-          <w:color w:val="000000"/>
-          <w:sz w:val="24"/>
-          <w:szCs w:val="24"/>
-        </w:rPr>
-        <w:t xml:space="preserve">an </w:t>
-      </w:r>
-      <w:r>
-        <w:rPr>
-          <w:rFonts w:ascii="Georgia" w:eastAsia="Georgia" w:hAnsi="Georgia" w:cs="Georgia"/>
-          <w:color w:val="000000"/>
-          <w:sz w:val="24"/>
-          <w:szCs w:val="24"/>
-        </w:rPr>
-        <w:t>endorsement — the cases that cut against the argument are in there too, and say so.</w:t>
+        <w:t xml:space="preserve">every Supreme Court case cited in the book, sorted by decision year, each described for what it actually holds. Inclusion is not Appendix A an endorsement — the cases that cut against the argument are in there too, and say so.</w:t>
       </w:r>
     </w:p>
     <w:p>
@@ -15616,23 +14124,7 @@
           <w:sz w:val="24"/>
           <w:szCs w:val="24"/>
         </w:rPr>
-        <w:t>own</w:t>
-      </w:r>
-      <w:r>
-        <w:rPr>
-          <w:rFonts w:ascii="Georgia" w:eastAsia="Georgia" w:hAnsi="Georgia" w:cs="Georgia"/>
-          <w:sz w:val="24"/>
-          <w:szCs w:val="24"/>
-        </w:rPr>
-        <w:t xml:space="preserve"> </w:t>
-      </w:r>
-      <w:r>
-        <w:rPr>
-          <w:rFonts w:ascii="Georgia" w:eastAsia="Georgia" w:hAnsi="Georgia" w:cs="Georgia"/>
-          <w:sz w:val="24"/>
-          <w:szCs w:val="24"/>
-        </w:rPr>
-        <w:t>words,</w:t>
+        <w:t xml:space="preserve">own words,</w:t>
       </w:r>
       <w:r>
         <w:rPr>
@@ -16987,16 +15479,7 @@
           <w:sz w:val="24"/>
           <w:szCs w:val="24"/>
         </w:rPr>
-        <w:t xml:space="preserve"> </w:t>
-      </w:r>
-      <w:r>
-        <w:rPr>
-          <w:rFonts w:ascii="Georgia" w:eastAsia="Georgia" w:hAnsi="Georgia" w:cs="Georgia"/>
-          <w:spacing w:val="6"/>
-          <w:sz w:val="24"/>
-          <w:szCs w:val="24"/>
-        </w:rPr>
-        <w:t>w</w:t>
+        <w:t xml:space="preserve"> w</w:t>
       </w:r>
       <w:r>
         <w:rPr>
@@ -18362,29 +16845,7 @@
             <w:szCs w:val="24"/>
             <w:u w:val="single" w:color="0B5CAD"/>
           </w:rPr>
-          <w:t>x.com/</w:t>
-        </w:r>
-        <w:proofErr w:type="spellStart"/>
-        <w:r>
-          <w:rPr>
-            <w:rFonts w:ascii="Georgia" w:eastAsia="Georgia" w:hAnsi="Georgia" w:cs="Georgia"/>
-            <w:color w:val="0B5CAD"/>
-            <w:sz w:val="24"/>
-            <w:szCs w:val="24"/>
-            <w:u w:val="single" w:color="0B5CAD"/>
-          </w:rPr>
-          <w:t>RoleighMartin</w:t>
-        </w:r>
-        <w:proofErr w:type="spellEnd"/>
-        <w:r>
-          <w:rPr>
-            <w:rFonts w:ascii="Georgia" w:eastAsia="Georgia" w:hAnsi="Georgia" w:cs="Georgia"/>
-            <w:color w:val="0B5CAD"/>
-            <w:sz w:val="24"/>
-            <w:szCs w:val="24"/>
-            <w:u w:val="single" w:color="0B5CAD"/>
-          </w:rPr>
-          <w:t>/status/2023078933416071558</w:t>
+          <w:t>x.com/RoleighMartin/status/2023078933416071558</w:t>
         </w:r>
       </w:hyperlink>
     </w:p>
@@ -18682,29 +17143,7 @@
             <w:szCs w:val="24"/>
             <w:u w:val="single" w:color="0B5CAD"/>
           </w:rPr>
-          <w:t>x.com/</w:t>
-        </w:r>
-        <w:proofErr w:type="spellStart"/>
-        <w:r>
-          <w:rPr>
-            <w:rFonts w:ascii="Georgia" w:eastAsia="Georgia" w:hAnsi="Georgia" w:cs="Georgia"/>
-            <w:color w:val="0B5CAD"/>
-            <w:sz w:val="24"/>
-            <w:szCs w:val="24"/>
-            <w:u w:val="single" w:color="0B5CAD"/>
-          </w:rPr>
-          <w:t>RoleighMartin</w:t>
-        </w:r>
-        <w:proofErr w:type="spellEnd"/>
-        <w:r>
-          <w:rPr>
-            <w:rFonts w:ascii="Georgia" w:eastAsia="Georgia" w:hAnsi="Georgia" w:cs="Georgia"/>
-            <w:color w:val="0B5CAD"/>
-            <w:sz w:val="24"/>
-            <w:szCs w:val="24"/>
-            <w:u w:val="single" w:color="0B5CAD"/>
-          </w:rPr>
-          <w:t>/status/2042726307931287738</w:t>
+          <w:t>x.com/RoleighMartin/status/2042726307931287738</w:t>
         </w:r>
       </w:hyperlink>
     </w:p>
@@ -18965,29 +17404,7 @@
             <w:szCs w:val="24"/>
             <w:u w:val="single" w:color="0B5CAD"/>
           </w:rPr>
-          <w:t>x.com/</w:t>
-        </w:r>
-        <w:proofErr w:type="spellStart"/>
-        <w:r>
-          <w:rPr>
-            <w:rFonts w:ascii="Georgia" w:eastAsia="Georgia" w:hAnsi="Georgia" w:cs="Georgia"/>
-            <w:color w:val="0B5CAD"/>
-            <w:sz w:val="24"/>
-            <w:szCs w:val="24"/>
-            <w:u w:val="single" w:color="0B5CAD"/>
-          </w:rPr>
-          <w:t>RoleighMartin</w:t>
-        </w:r>
-        <w:proofErr w:type="spellEnd"/>
-        <w:r>
-          <w:rPr>
-            <w:rFonts w:ascii="Georgia" w:eastAsia="Georgia" w:hAnsi="Georgia" w:cs="Georgia"/>
-            <w:color w:val="0B5CAD"/>
-            <w:sz w:val="24"/>
-            <w:szCs w:val="24"/>
-            <w:u w:val="single" w:color="0B5CAD"/>
-          </w:rPr>
-          <w:t>/status/2033229378738393474</w:t>
+          <w:t>x.com/RoleighMartin/status/2033229378738393474</w:t>
         </w:r>
       </w:hyperlink>
     </w:p>
@@ -19342,29 +17759,7 @@
             <w:szCs w:val="24"/>
             <w:u w:val="single" w:color="0B5CAD"/>
           </w:rPr>
-          <w:t>x.com/</w:t>
-        </w:r>
-        <w:proofErr w:type="spellStart"/>
-        <w:r>
-          <w:rPr>
-            <w:rFonts w:ascii="Georgia" w:eastAsia="Georgia" w:hAnsi="Georgia" w:cs="Georgia"/>
-            <w:color w:val="0B5CAD"/>
-            <w:sz w:val="24"/>
-            <w:szCs w:val="24"/>
-            <w:u w:val="single" w:color="0B5CAD"/>
-          </w:rPr>
-          <w:t>RoleighMartin</w:t>
-        </w:r>
-        <w:proofErr w:type="spellEnd"/>
-        <w:r>
-          <w:rPr>
-            <w:rFonts w:ascii="Georgia" w:eastAsia="Georgia" w:hAnsi="Georgia" w:cs="Georgia"/>
-            <w:color w:val="0B5CAD"/>
-            <w:sz w:val="24"/>
-            <w:szCs w:val="24"/>
-            <w:u w:val="single" w:color="0B5CAD"/>
-          </w:rPr>
-          <w:t>/status/2034110541896073495</w:t>
+          <w:t>x.com/RoleighMartin/status/2034110541896073495</w:t>
         </w:r>
       </w:hyperlink>
     </w:p>
@@ -19681,29 +18076,7 @@
             <w:szCs w:val="24"/>
             <w:u w:val="single" w:color="0B5CAD"/>
           </w:rPr>
-          <w:t>x.com/</w:t>
-        </w:r>
-        <w:proofErr w:type="spellStart"/>
-        <w:r>
-          <w:rPr>
-            <w:rFonts w:ascii="Georgia" w:eastAsia="Georgia" w:hAnsi="Georgia" w:cs="Georgia"/>
-            <w:color w:val="0B5CAD"/>
-            <w:sz w:val="24"/>
-            <w:szCs w:val="24"/>
-            <w:u w:val="single" w:color="0B5CAD"/>
-          </w:rPr>
-          <w:t>RoleighMartin</w:t>
-        </w:r>
-        <w:proofErr w:type="spellEnd"/>
-        <w:r>
-          <w:rPr>
-            <w:rFonts w:ascii="Georgia" w:eastAsia="Georgia" w:hAnsi="Georgia" w:cs="Georgia"/>
-            <w:color w:val="0B5CAD"/>
-            <w:sz w:val="24"/>
-            <w:szCs w:val="24"/>
-            <w:u w:val="single" w:color="0B5CAD"/>
-          </w:rPr>
-          <w:t>/status/2026872195662709207</w:t>
+          <w:t>x.com/RoleighMartin/status/2026872195662709207</w:t>
         </w:r>
       </w:hyperlink>
     </w:p>
@@ -19781,301 +18154,7 @@
           <w:sz w:val="24"/>
           <w:szCs w:val="24"/>
         </w:rPr>
-        <w:t>The</w:t>
-      </w:r>
-      <w:r>
-        <w:rPr>
-          <w:rFonts w:ascii="Georgia" w:eastAsia="Georgia" w:hAnsi="Georgia" w:cs="Georgia"/>
-          <w:i/>
-          <w:color w:val="787878"/>
-          <w:spacing w:val="10"/>
-          <w:sz w:val="24"/>
-          <w:szCs w:val="24"/>
-        </w:rPr>
-        <w:t xml:space="preserve"> </w:t>
-      </w:r>
-      <w:r>
-        <w:rPr>
-          <w:rFonts w:ascii="Georgia" w:eastAsia="Georgia" w:hAnsi="Georgia" w:cs="Georgia"/>
-          <w:i/>
-          <w:color w:val="787878"/>
-          <w:sz w:val="24"/>
-          <w:szCs w:val="24"/>
-        </w:rPr>
-        <w:t>Forgotten</w:t>
-      </w:r>
-      <w:r>
-        <w:rPr>
-          <w:rFonts w:ascii="Georgia" w:eastAsia="Georgia" w:hAnsi="Georgia" w:cs="Georgia"/>
-          <w:i/>
-          <w:color w:val="787878"/>
-          <w:spacing w:val="11"/>
-          <w:sz w:val="24"/>
-          <w:szCs w:val="24"/>
-        </w:rPr>
-        <w:t xml:space="preserve"> </w:t>
-      </w:r>
-      <w:r>
-        <w:rPr>
-          <w:rFonts w:ascii="Georgia" w:eastAsia="Georgia" w:hAnsi="Georgia" w:cs="Georgia"/>
-          <w:i/>
-          <w:color w:val="787878"/>
-          <w:sz w:val="24"/>
-          <w:szCs w:val="24"/>
-        </w:rPr>
-        <w:t>Half</w:t>
-      </w:r>
-      <w:r>
-        <w:rPr>
-          <w:rFonts w:ascii="Georgia" w:eastAsia="Georgia" w:hAnsi="Georgia" w:cs="Georgia"/>
-          <w:i/>
-          <w:color w:val="787878"/>
-          <w:spacing w:val="17"/>
-          <w:sz w:val="24"/>
-          <w:szCs w:val="24"/>
-        </w:rPr>
-        <w:t xml:space="preserve"> </w:t>
-      </w:r>
-      <w:r>
-        <w:rPr>
-          <w:rFonts w:ascii="Georgia" w:eastAsia="Georgia" w:hAnsi="Georgia" w:cs="Georgia"/>
-          <w:i/>
-          <w:color w:val="787878"/>
-          <w:sz w:val="24"/>
-          <w:szCs w:val="24"/>
-        </w:rPr>
-        <w:t>of</w:t>
-      </w:r>
-      <w:r>
-        <w:rPr>
-          <w:rFonts w:ascii="Georgia" w:eastAsia="Georgia" w:hAnsi="Georgia" w:cs="Georgia"/>
-          <w:i/>
-          <w:color w:val="787878"/>
-          <w:spacing w:val="4"/>
-          <w:sz w:val="24"/>
-          <w:szCs w:val="24"/>
-        </w:rPr>
-        <w:t xml:space="preserve"> </w:t>
-      </w:r>
-      <w:r>
-        <w:rPr>
-          <w:rFonts w:ascii="Georgia" w:eastAsia="Georgia" w:hAnsi="Georgia" w:cs="Georgia"/>
-          <w:i/>
-          <w:color w:val="787878"/>
-          <w:sz w:val="24"/>
-          <w:szCs w:val="24"/>
-        </w:rPr>
-        <w:t>the</w:t>
-      </w:r>
-      <w:r>
-        <w:rPr>
-          <w:rFonts w:ascii="Georgia" w:eastAsia="Georgia" w:hAnsi="Georgia" w:cs="Georgia"/>
-          <w:i/>
-          <w:color w:val="787878"/>
-          <w:spacing w:val="15"/>
-          <w:sz w:val="24"/>
-          <w:szCs w:val="24"/>
-        </w:rPr>
-        <w:t xml:space="preserve"> </w:t>
-      </w:r>
-      <w:r>
-        <w:rPr>
-          <w:rFonts w:ascii="Georgia" w:eastAsia="Georgia" w:hAnsi="Georgia" w:cs="Georgia"/>
-          <w:i/>
-          <w:color w:val="787878"/>
-          <w:sz w:val="24"/>
-          <w:szCs w:val="24"/>
-        </w:rPr>
-        <w:t>Patent</w:t>
-      </w:r>
-      <w:r>
-        <w:rPr>
-          <w:rFonts w:ascii="Georgia" w:eastAsia="Georgia" w:hAnsi="Georgia" w:cs="Georgia"/>
-          <w:i/>
-          <w:color w:val="787878"/>
-          <w:spacing w:val="17"/>
-          <w:sz w:val="24"/>
-          <w:szCs w:val="24"/>
-        </w:rPr>
-        <w:t xml:space="preserve"> </w:t>
-      </w:r>
-      <w:r>
-        <w:rPr>
-          <w:rFonts w:ascii="Georgia" w:eastAsia="Georgia" w:hAnsi="Georgia" w:cs="Georgia"/>
-          <w:i/>
-          <w:color w:val="787878"/>
-          <w:sz w:val="24"/>
-          <w:szCs w:val="24"/>
-        </w:rPr>
-        <w:t>Clause:</w:t>
-      </w:r>
-      <w:r>
-        <w:rPr>
-          <w:rFonts w:ascii="Georgia" w:eastAsia="Georgia" w:hAnsi="Georgia" w:cs="Georgia"/>
-          <w:i/>
-          <w:color w:val="787878"/>
-          <w:spacing w:val="5"/>
-          <w:sz w:val="24"/>
-          <w:szCs w:val="24"/>
-        </w:rPr>
-        <w:t xml:space="preserve"> </w:t>
-      </w:r>
-      <w:r>
-        <w:rPr>
-          <w:rFonts w:ascii="Georgia" w:eastAsia="Georgia" w:hAnsi="Georgia" w:cs="Georgia"/>
-          <w:i/>
-          <w:color w:val="787878"/>
-          <w:sz w:val="24"/>
-          <w:szCs w:val="24"/>
-        </w:rPr>
-        <w:t>How</w:t>
-      </w:r>
-      <w:r>
-        <w:rPr>
-          <w:rFonts w:ascii="Georgia" w:eastAsia="Georgia" w:hAnsi="Georgia" w:cs="Georgia"/>
-          <w:i/>
-          <w:color w:val="787878"/>
-          <w:spacing w:val="5"/>
-          <w:sz w:val="24"/>
-          <w:szCs w:val="24"/>
-        </w:rPr>
-        <w:t xml:space="preserve"> </w:t>
-      </w:r>
-      <w:r>
-        <w:rPr>
-          <w:rFonts w:ascii="Georgia" w:eastAsia="Georgia" w:hAnsi="Georgia" w:cs="Georgia"/>
-          <w:i/>
-          <w:color w:val="787878"/>
-          <w:sz w:val="24"/>
-          <w:szCs w:val="24"/>
-        </w:rPr>
-        <w:t>Federal</w:t>
-      </w:r>
-      <w:r>
-        <w:rPr>
-          <w:rFonts w:ascii="Georgia" w:eastAsia="Georgia" w:hAnsi="Georgia" w:cs="Georgia"/>
-          <w:i/>
-          <w:color w:val="787878"/>
-          <w:spacing w:val="2"/>
-          <w:sz w:val="24"/>
-          <w:szCs w:val="24"/>
-        </w:rPr>
-        <w:t xml:space="preserve"> </w:t>
-      </w:r>
-      <w:r>
-        <w:rPr>
-          <w:rFonts w:ascii="Georgia" w:eastAsia="Georgia" w:hAnsi="Georgia" w:cs="Georgia"/>
-          <w:i/>
-          <w:color w:val="787878"/>
-          <w:sz w:val="24"/>
-          <w:szCs w:val="24"/>
-        </w:rPr>
-        <w:t>Regulations</w:t>
-      </w:r>
-      <w:r>
-        <w:rPr>
-          <w:rFonts w:ascii="Georgia" w:eastAsia="Georgia" w:hAnsi="Georgia" w:cs="Georgia"/>
-          <w:i/>
-          <w:color w:val="787878"/>
-          <w:spacing w:val="15"/>
-          <w:sz w:val="24"/>
-          <w:szCs w:val="24"/>
-        </w:rPr>
-        <w:t xml:space="preserve"> </w:t>
-      </w:r>
-      <w:r>
-        <w:rPr>
-          <w:rFonts w:ascii="Georgia" w:eastAsia="Georgia" w:hAnsi="Georgia" w:cs="Georgia"/>
-          <w:i/>
-          <w:color w:val="787878"/>
-          <w:sz w:val="24"/>
-          <w:szCs w:val="24"/>
-        </w:rPr>
-        <w:t>Doubled</w:t>
-      </w:r>
-      <w:r>
-        <w:rPr>
-          <w:rFonts w:ascii="Georgia" w:eastAsia="Georgia" w:hAnsi="Georgia" w:cs="Georgia"/>
-          <w:i/>
-          <w:color w:val="787878"/>
-          <w:spacing w:val="3"/>
-          <w:sz w:val="24"/>
-          <w:szCs w:val="24"/>
-        </w:rPr>
-        <w:t xml:space="preserve"> </w:t>
-      </w:r>
-      <w:r>
-        <w:rPr>
-          <w:rFonts w:ascii="Georgia" w:eastAsia="Georgia" w:hAnsi="Georgia" w:cs="Georgia"/>
-          <w:i/>
-          <w:color w:val="787878"/>
-          <w:sz w:val="24"/>
-          <w:szCs w:val="24"/>
-        </w:rPr>
-        <w:t>the</w:t>
-      </w:r>
-      <w:r>
-        <w:rPr>
-          <w:rFonts w:ascii="Georgia" w:eastAsia="Georgia" w:hAnsi="Georgia" w:cs="Georgia"/>
-          <w:i/>
-          <w:color w:val="787878"/>
-          <w:spacing w:val="15"/>
-          <w:sz w:val="24"/>
-          <w:szCs w:val="24"/>
-        </w:rPr>
-        <w:t xml:space="preserve"> </w:t>
-      </w:r>
-      <w:r>
-        <w:rPr>
-          <w:rFonts w:ascii="Georgia" w:eastAsia="Georgia" w:hAnsi="Georgia" w:cs="Georgia"/>
-          <w:i/>
-          <w:color w:val="787878"/>
-          <w:sz w:val="24"/>
-          <w:szCs w:val="24"/>
-        </w:rPr>
-        <w:t>Cost</w:t>
-      </w:r>
-      <w:r>
-        <w:rPr>
-          <w:rFonts w:ascii="Georgia" w:eastAsia="Georgia" w:hAnsi="Georgia" w:cs="Georgia"/>
-          <w:i/>
-          <w:color w:val="787878"/>
-          <w:spacing w:val="12"/>
-          <w:sz w:val="24"/>
-          <w:szCs w:val="24"/>
-        </w:rPr>
-        <w:t xml:space="preserve"> </w:t>
-      </w:r>
-      <w:r>
-        <w:rPr>
-          <w:rFonts w:ascii="Georgia" w:eastAsia="Georgia" w:hAnsi="Georgia" w:cs="Georgia"/>
-          <w:i/>
-          <w:color w:val="787878"/>
-          <w:sz w:val="24"/>
-          <w:szCs w:val="24"/>
-        </w:rPr>
-        <w:t>of</w:t>
-      </w:r>
-      <w:r>
-        <w:rPr>
-          <w:rFonts w:ascii="Georgia" w:eastAsia="Georgia" w:hAnsi="Georgia" w:cs="Georgia"/>
-          <w:i/>
-          <w:color w:val="787878"/>
-          <w:spacing w:val="4"/>
-          <w:sz w:val="24"/>
-          <w:szCs w:val="24"/>
-        </w:rPr>
-        <w:t xml:space="preserve"> </w:t>
-      </w:r>
-      <w:r>
-        <w:rPr>
-          <w:rFonts w:ascii="Georgia" w:eastAsia="Georgia" w:hAnsi="Georgia" w:cs="Georgia"/>
-          <w:i/>
-          <w:color w:val="787878"/>
-          <w:sz w:val="24"/>
-          <w:szCs w:val="24"/>
-        </w:rPr>
-        <w:t>American</w:t>
+        <w:t xml:space="preserve">The Second Monopoly: The Patent Expired. The Exclusion Didn’t —</w:t>
       </w:r>
     </w:p>
     <w:p>
@@ -20090,7 +18169,7 @@
     <w:p>
       <w:pPr>
         <w:spacing w:after="0" w:line="240" w:lineRule="auto"/>
-        <w:ind w:left="4092" w:right="4023"/>
+        <w:ind w:left="790" w:right="740"/>
         <w:jc w:val="center"/>
         <w:rPr>
           <w:rFonts w:ascii="Georgia" w:eastAsia="Georgia" w:hAnsi="Georgia" w:cs="Georgia"/>
@@ -20106,91 +18185,7 @@
           <w:sz w:val="24"/>
           <w:szCs w:val="24"/>
         </w:rPr>
-        <w:t>Living</w:t>
-      </w:r>
-      <w:r>
-        <w:rPr>
-          <w:rFonts w:ascii="Georgia" w:eastAsia="Georgia" w:hAnsi="Georgia" w:cs="Georgia"/>
-          <w:i/>
-          <w:color w:val="787878"/>
-          <w:spacing w:val="11"/>
-          <w:sz w:val="24"/>
-          <w:szCs w:val="24"/>
-        </w:rPr>
-        <w:t xml:space="preserve"> </w:t>
-      </w:r>
-      <w:r>
-        <w:rPr>
-          <w:rFonts w:ascii="Georgia" w:eastAsia="Georgia" w:hAnsi="Georgia" w:cs="Georgia"/>
-          <w:i/>
-          <w:color w:val="787878"/>
-          <w:sz w:val="24"/>
-          <w:szCs w:val="24"/>
-        </w:rPr>
-        <w:t>and</w:t>
-      </w:r>
-      <w:r>
-        <w:rPr>
-          <w:rFonts w:ascii="Georgia" w:eastAsia="Georgia" w:hAnsi="Georgia" w:cs="Georgia"/>
-          <w:i/>
-          <w:color w:val="787878"/>
-          <w:spacing w:val="5"/>
-          <w:sz w:val="24"/>
-          <w:szCs w:val="24"/>
-        </w:rPr>
-        <w:t xml:space="preserve"> </w:t>
-      </w:r>
-      <w:r>
-        <w:rPr>
-          <w:rFonts w:ascii="Georgia" w:eastAsia="Georgia" w:hAnsi="Georgia" w:cs="Georgia"/>
-          <w:i/>
-          <w:color w:val="787878"/>
-          <w:sz w:val="24"/>
-          <w:szCs w:val="24"/>
-        </w:rPr>
-        <w:t>Rewrote</w:t>
-      </w:r>
-      <w:r>
-        <w:rPr>
-          <w:rFonts w:ascii="Georgia" w:eastAsia="Georgia" w:hAnsi="Georgia" w:cs="Georgia"/>
-          <w:i/>
-          <w:color w:val="787878"/>
-          <w:spacing w:val="17"/>
-          <w:sz w:val="24"/>
-          <w:szCs w:val="24"/>
-        </w:rPr>
-        <w:t xml:space="preserve"> </w:t>
-      </w:r>
-      <w:r>
-        <w:rPr>
-          <w:rFonts w:ascii="Georgia" w:eastAsia="Georgia" w:hAnsi="Georgia" w:cs="Georgia"/>
-          <w:i/>
-          <w:color w:val="787878"/>
-          <w:sz w:val="24"/>
-          <w:szCs w:val="24"/>
-        </w:rPr>
-        <w:t>the</w:t>
-      </w:r>
-      <w:r>
-        <w:rPr>
-          <w:rFonts w:ascii="Georgia" w:eastAsia="Georgia" w:hAnsi="Georgia" w:cs="Georgia"/>
-          <w:i/>
-          <w:color w:val="787878"/>
-          <w:spacing w:val="15"/>
-          <w:sz w:val="24"/>
-          <w:szCs w:val="24"/>
-        </w:rPr>
-        <w:t xml:space="preserve"> </w:t>
-      </w:r>
-      <w:r>
-        <w:rPr>
-          <w:rFonts w:ascii="Georgia" w:eastAsia="Georgia" w:hAnsi="Georgia" w:cs="Georgia"/>
-          <w:i/>
-          <w:color w:val="787878"/>
-          <w:sz w:val="24"/>
-          <w:szCs w:val="24"/>
-        </w:rPr>
-        <w:t>Constitution</w:t>
+        <w:t xml:space="preserve">and It Doubled the Cost of American Living</w:t>
       </w:r>
     </w:p>
     <w:p>
@@ -20580,7 +18575,7 @@
                     <w:sz w:val="18"/>
                     <w:szCs w:val="18"/>
                   </w:rPr>
-                  <w:t>The Forgotten Half of the Patent Clause — An Invitation to Review</w:t>
+                  <w:t>The Second Monopoly — An Invitation to Review</w:t>
                 </w:r>
               </w:p>
             </w:txbxContent>
@@ -20628,7 +18623,7 @@
                     <w:sz w:val="18"/>
                     <w:szCs w:val="18"/>
                   </w:rPr>
-                  <w:t>The Forgotten Half of the Patent Clause — An Invitation to Review</w:t>
+                  <w:t>The Second Monopoly — An Invitation to Review</w:t>
                 </w:r>
               </w:p>
             </w:txbxContent>
@@ -20654,7 +18649,7 @@
     </w:rPrDefault>
     <w:pPrDefault>
       <w:pPr>
-        <w:widowControl w:val="0"/>
+        <w:widowControl/>
         <w:spacing w:after="200" w:line="276" w:lineRule="auto"/>
       </w:pPr>
     </w:pPrDefault>
